--- a/fuentes/CFA2_12210024_DU.docx
+++ b/fuentes/CFA2_12210024_DU.docx
@@ -2101,10 +2101,16 @@
           <w:noProof/>
         </w:rPr>
         <w:drawing>
-          <wp:inline distT="0" distB="0" distL="0" distR="0" wp14:anchorId="142FED64" wp14:editId="2A5C754D">
+          <wp:inline distT="0" distB="0" distL="0" distR="0" wp14:anchorId="142FED64" wp14:editId="7DBF4E6D">
             <wp:extent cx="5667375" cy="3187757"/>
             <wp:effectExtent l="0" t="0" r="0" b="0"/>
-            <wp:docPr id="10" name="Imagen 10"/>
+            <wp:docPr id="10" name="Imagen 10">
+              <a:extLst xmlns:a="http://schemas.openxmlformats.org/drawingml/2006/main">
+                <a:ext uri="{C183D7F6-B498-43B3-948B-1728B52AA6E4}">
+                  <adec:decorative xmlns:adec="http://schemas.microsoft.com/office/drawing/2017/decorative" val="1"/>
+                </a:ext>
+              </a:extLst>
+            </wp:docPr>
             <wp:cNvGraphicFramePr>
               <a:graphicFrameLocks xmlns:a="http://schemas.openxmlformats.org/drawingml/2006/main" noChangeAspect="1"/>
             </wp:cNvGraphicFramePr>
@@ -2112,7 +2118,13 @@
               <a:graphicData uri="http://schemas.openxmlformats.org/drawingml/2006/picture">
                 <pic:pic xmlns:pic="http://schemas.openxmlformats.org/drawingml/2006/picture">
                   <pic:nvPicPr>
-                    <pic:cNvPr id="0" name="Picture 6"/>
+                    <pic:cNvPr id="10" name="Imagen 10">
+                      <a:extLst>
+                        <a:ext uri="{C183D7F6-B498-43B3-948B-1728B52AA6E4}">
+                          <adec:decorative xmlns:adec="http://schemas.microsoft.com/office/drawing/2017/decorative" val="1"/>
+                        </a:ext>
+                      </a:extLst>
+                    </pic:cNvPr>
                     <pic:cNvPicPr>
                       <a:picLocks noChangeAspect="1" noChangeArrowheads="1"/>
                     </pic:cNvPicPr>
@@ -2174,11 +2186,6 @@
         <w:rPr>
           <w:b/>
         </w:rPr>
-      </w:r>
-      <w:r>
-        <w:rPr>
-          <w:b/>
-        </w:rPr>
         <w:fldChar w:fldCharType="separate"/>
       </w:r>
       <w:r>
@@ -2569,6 +2576,19 @@
     </w:p>
     <w:p>
       <w:pPr>
+        <w:rPr>
+          <w:lang w:eastAsia="es-CO"/>
+        </w:rPr>
+      </w:pPr>
+      <w:r>
+        <w:rPr>
+          <w:lang w:eastAsia="es-CO"/>
+        </w:rPr>
+        <w:t>Para comprender la solidez de este modelo, es necesario reconocer los principios esenciales que lo sustentan y que explican su vigencia en la gestión organizacional contemporánea. Entre sus fundamentos más relevantes se destacan los siguientes:</w:t>
+      </w:r>
+    </w:p>
+    <w:p>
+      <w:pPr>
         <w:pStyle w:val="Prrafodelista"/>
         <w:numPr>
           <w:ilvl w:val="0"/>
@@ -2582,7 +2602,7 @@
         <w:rPr>
           <w:lang w:eastAsia="es-CO"/>
         </w:rPr>
-        <w:t>Para comprender la solidez de este modelo, es necesario reconocer los principios esenciales que lo sustentan y que explican su vigencia en la gestión organizacional contemporánea. Entre sus fundamentos más relevantes se destacan los siguientes:</w:t>
+        <w:t>Traduce la visión y la estrategia organizacional en objetivos medibles y verificables.</w:t>
       </w:r>
     </w:p>
     <w:p>
@@ -2600,7 +2620,7 @@
         <w:rPr>
           <w:lang w:eastAsia="es-CO"/>
         </w:rPr>
-        <w:t>Traduce la visión y la estrategia organizacional en objetivos medibles y verificables.</w:t>
+        <w:t>Integra indicadores financieros y no financieros en un único sistema de evaluación.</w:t>
       </w:r>
     </w:p>
     <w:p>
@@ -2618,7 +2638,7 @@
         <w:rPr>
           <w:lang w:eastAsia="es-CO"/>
         </w:rPr>
-        <w:t>Integra indicadores financieros y no financieros en un único sistema de evaluación.</w:t>
+        <w:t>Establece relaciones causa-efecto entre las cuatro perspectivas del modelo.</w:t>
       </w:r>
     </w:p>
     <w:p>
@@ -2636,7 +2656,7 @@
         <w:rPr>
           <w:lang w:eastAsia="es-CO"/>
         </w:rPr>
-        <w:t>Establece relaciones causa-efecto entre las cuatro perspectivas del modelo.</w:t>
+        <w:t>Facilita la alineación entre la operación diaria y los objetivos estratégicos de largo plazo.</w:t>
       </w:r>
     </w:p>
     <w:p>
@@ -2654,7 +2674,7 @@
         <w:rPr>
           <w:lang w:eastAsia="es-CO"/>
         </w:rPr>
-        <w:t>Facilita la alineación entre la operación diaria y los objetivos estratégicos de largo plazo.</w:t>
+        <w:t>Promueve una cultura organizacional orientada a resultados y mejora continua.</w:t>
       </w:r>
     </w:p>
     <w:p>
@@ -2672,24 +2692,6 @@
         <w:rPr>
           <w:lang w:eastAsia="es-CO"/>
         </w:rPr>
-        <w:t>Promueve una cultura organizacional orientada a resultados y mejora continua.</w:t>
-      </w:r>
-    </w:p>
-    <w:p>
-      <w:pPr>
-        <w:pStyle w:val="Prrafodelista"/>
-        <w:numPr>
-          <w:ilvl w:val="0"/>
-          <w:numId w:val="35"/>
-        </w:numPr>
-        <w:rPr>
-          <w:lang w:eastAsia="es-CO"/>
-        </w:rPr>
-      </w:pPr>
-      <w:r>
-        <w:rPr>
-          <w:lang w:eastAsia="es-CO"/>
-        </w:rPr>
         <w:t>Apoya la toma de decisiones con base en datos objetivos y en tiempo real.</w:t>
       </w:r>
     </w:p>
@@ -3681,7 +3683,7 @@
         <w:pStyle w:val="Prrafodelista"/>
         <w:numPr>
           <w:ilvl w:val="0"/>
-          <w:numId w:val="29"/>
+          <w:numId w:val="37"/>
         </w:numPr>
         <w:rPr>
           <w:b/>
@@ -3709,6 +3711,364 @@
           <w:lang w:eastAsia="es-CO"/>
         </w:rPr>
         <w:t>La misión, la visión y los valores constituyen la dirección y el norte de la organización. Ante situaciones de incertidumbre, estos tres elementos orientan las decisiones estratégicas y garantizan la coherencia entre lo que la organización es, lo que aspira a ser y los principios que guían su actuación.</w:t>
+      </w:r>
+    </w:p>
+    <w:p>
+      <w:pPr>
+        <w:pStyle w:val="Prrafodelista"/>
+        <w:numPr>
+          <w:ilvl w:val="0"/>
+          <w:numId w:val="37"/>
+        </w:numPr>
+        <w:rPr>
+          <w:b/>
+          <w:bCs/>
+          <w:lang w:eastAsia="es-CO"/>
+        </w:rPr>
+      </w:pPr>
+      <w:r>
+        <w:rPr>
+          <w:b/>
+          <w:bCs/>
+          <w:lang w:eastAsia="es-CO"/>
+        </w:rPr>
+        <w:lastRenderedPageBreak/>
+        <w:t>Definición de las cuatro perspectivas</w:t>
+      </w:r>
+    </w:p>
+    <w:p>
+      <w:pPr>
+        <w:rPr>
+          <w:lang w:eastAsia="es-CO"/>
+        </w:rPr>
+      </w:pPr>
+      <w:r>
+        <w:rPr>
+          <w:lang w:eastAsia="es-CO"/>
+        </w:rPr>
+        <w:t>Las cuatro perspectivas que estructuran el modelo son: finanzas, clientes, procesos internos, y aprendizaje y crecimiento. Estas delimitan los ámbitos desde los cuales se medirá el desempeño organizacional y orientan la clasificación de los objetivos estratégicos en cada nivel de la organización.</w:t>
+      </w:r>
+    </w:p>
+    <w:p>
+      <w:pPr>
+        <w:pStyle w:val="Prrafodelista"/>
+        <w:numPr>
+          <w:ilvl w:val="0"/>
+          <w:numId w:val="37"/>
+        </w:numPr>
+        <w:rPr>
+          <w:lang w:eastAsia="es-CO"/>
+        </w:rPr>
+      </w:pPr>
+      <w:r>
+        <w:rPr>
+          <w:b/>
+          <w:bCs/>
+          <w:lang w:eastAsia="es-CO"/>
+        </w:rPr>
+        <w:t>Definición de las prioridades estratégicas</w:t>
+      </w:r>
+    </w:p>
+    <w:p>
+      <w:pPr>
+        <w:rPr>
+          <w:lang w:eastAsia="es-CO"/>
+        </w:rPr>
+      </w:pPr>
+      <w:r>
+        <w:rPr>
+          <w:lang w:eastAsia="es-CO"/>
+        </w:rPr>
+        <w:t>Las prioridades estratégicas son los objetivos de más alto nivel de la organización. Generalmente se identifican tres: servir mejor a los clientes, mejorar las operaciones y fortalecer el producto o servicio ofrecido, articulando así el conjunto de la estrategia organizacional.</w:t>
+      </w:r>
+    </w:p>
+    <w:p>
+      <w:pPr>
+        <w:pStyle w:val="Prrafodelista"/>
+        <w:numPr>
+          <w:ilvl w:val="0"/>
+          <w:numId w:val="37"/>
+        </w:numPr>
+        <w:rPr>
+          <w:b/>
+          <w:bCs/>
+          <w:lang w:eastAsia="es-CO"/>
+        </w:rPr>
+      </w:pPr>
+      <w:r>
+        <w:rPr>
+          <w:b/>
+          <w:bCs/>
+          <w:lang w:eastAsia="es-CO"/>
+        </w:rPr>
+        <w:t>Definición de los objetivos de negocio</w:t>
+      </w:r>
+    </w:p>
+    <w:p>
+      <w:pPr>
+        <w:rPr>
+          <w:lang w:eastAsia="es-CO"/>
+        </w:rPr>
+      </w:pPr>
+      <w:r>
+        <w:rPr>
+          <w:lang w:eastAsia="es-CO"/>
+        </w:rPr>
+        <w:t>Cada perspectiva se completa con objetivos estratégicos concretos que guardan una relación de causa-efecto entre sí. Los objetivos de las perspectivas inferiores explican cómo se proyecta alcanzar los de las perspectivas superiores, siguiendo una lógica de arriba hacia abajo.</w:t>
+      </w:r>
+    </w:p>
+    <w:p>
+      <w:pPr>
+        <w:pStyle w:val="Prrafodelista"/>
+        <w:numPr>
+          <w:ilvl w:val="0"/>
+          <w:numId w:val="37"/>
+        </w:numPr>
+        <w:rPr>
+          <w:b/>
+          <w:bCs/>
+          <w:lang w:eastAsia="es-CO"/>
+        </w:rPr>
+      </w:pPr>
+      <w:r>
+        <w:rPr>
+          <w:b/>
+          <w:bCs/>
+          <w:lang w:eastAsia="es-CO"/>
+        </w:rPr>
+        <w:t>Descripción del razonamiento</w:t>
+      </w:r>
+    </w:p>
+    <w:p>
+      <w:pPr>
+        <w:rPr>
+          <w:lang w:eastAsia="es-CO"/>
+        </w:rPr>
+      </w:pPr>
+      <w:r>
+        <w:rPr>
+          <w:lang w:eastAsia="es-CO"/>
+        </w:rPr>
+        <w:t xml:space="preserve">El razonamiento corresponde al conjunto de argumentos que justifican la elección de cada objetivo estratégico. Su registro permite comprender el porqué de las decisiones adoptadas y, en caso de utilizar </w:t>
+      </w:r>
+      <w:r>
+        <w:rPr>
+          <w:rStyle w:val="Extranjerismo"/>
+        </w:rPr>
+        <w:t>software</w:t>
+      </w:r>
+      <w:r>
+        <w:rPr>
+          <w:lang w:eastAsia="es-CO"/>
+        </w:rPr>
+        <w:t xml:space="preserve"> de automatización, estas razones se consignan en el campo de descripción del objetivo.</w:t>
+      </w:r>
+    </w:p>
+    <w:p>
+      <w:pPr>
+        <w:spacing w:before="0" w:after="0" w:line="240" w:lineRule="auto"/>
+        <w:ind w:firstLine="0"/>
+        <w:rPr>
+          <w:lang w:eastAsia="es-CO"/>
+        </w:rPr>
+      </w:pPr>
+      <w:r>
+        <w:rPr>
+          <w:lang w:eastAsia="es-CO"/>
+        </w:rPr>
+        <w:br w:type="page"/>
+      </w:r>
+    </w:p>
+    <w:p>
+      <w:pPr>
+        <w:pStyle w:val="Prrafodelista"/>
+        <w:numPr>
+          <w:ilvl w:val="0"/>
+          <w:numId w:val="37"/>
+        </w:numPr>
+        <w:rPr>
+          <w:b/>
+          <w:bCs/>
+          <w:lang w:eastAsia="es-CO"/>
+        </w:rPr>
+      </w:pPr>
+      <w:r>
+        <w:rPr>
+          <w:b/>
+          <w:bCs/>
+          <w:lang w:eastAsia="es-CO"/>
+        </w:rPr>
+        <w:lastRenderedPageBreak/>
+        <w:t>Definición de métricas de actuación y de resultado</w:t>
+      </w:r>
+    </w:p>
+    <w:p>
+      <w:pPr>
+        <w:rPr>
+          <w:lang w:eastAsia="es-CO"/>
+        </w:rPr>
+      </w:pPr>
+      <w:r>
+        <w:rPr>
+          <w:lang w:eastAsia="es-CO"/>
+        </w:rPr>
+        <w:t>Se diseñan los instrumentos de medición, se implementan y se constatan sus resultados con valores de referencia y un valor objetivo definido. La medición se realiza a través de indicadores de gestión o de desempeño, los cuales constituyen el soporte cuantitativo del mapa estratégico.</w:t>
+      </w:r>
+    </w:p>
+    <w:p>
+      <w:pPr>
+        <w:pStyle w:val="Prrafodelista"/>
+        <w:numPr>
+          <w:ilvl w:val="0"/>
+          <w:numId w:val="37"/>
+        </w:numPr>
+        <w:rPr>
+          <w:b/>
+          <w:bCs/>
+          <w:lang w:eastAsia="es-CO"/>
+        </w:rPr>
+      </w:pPr>
+      <w:r>
+        <w:rPr>
+          <w:b/>
+          <w:bCs/>
+          <w:lang w:eastAsia="es-CO"/>
+        </w:rPr>
+        <w:t>Definición de iniciativas</w:t>
+      </w:r>
+    </w:p>
+    <w:p>
+      <w:pPr>
+        <w:rPr>
+          <w:lang w:eastAsia="es-CO"/>
+        </w:rPr>
+      </w:pPr>
+      <w:r>
+        <w:rPr>
+          <w:lang w:eastAsia="es-CO"/>
+        </w:rPr>
+        <w:t>Las iniciativas son los planes de acción de alto nivel que detallan cómo se ejecutará la estrategia organizacional. Traducen los objetivos en acciones concretas con responsables, recursos y plazos definidos, constituyendo uno de los propósitos centrales del mapa estratégico.</w:t>
+      </w:r>
+    </w:p>
+    <w:p>
+      <w:pPr>
+        <w:pStyle w:val="Prrafodelista"/>
+        <w:numPr>
+          <w:ilvl w:val="0"/>
+          <w:numId w:val="37"/>
+        </w:numPr>
+        <w:rPr>
+          <w:b/>
+          <w:bCs/>
+          <w:lang w:eastAsia="es-CO"/>
+        </w:rPr>
+      </w:pPr>
+      <w:r>
+        <w:rPr>
+          <w:b/>
+          <w:bCs/>
+          <w:lang w:eastAsia="es-CO"/>
+        </w:rPr>
+        <w:t>Cascada estratégica</w:t>
+      </w:r>
+    </w:p>
+    <w:p>
+      <w:pPr>
+        <w:rPr>
+          <w:lang w:eastAsia="es-CO"/>
+        </w:rPr>
+      </w:pPr>
+      <w:r>
+        <w:rPr>
+          <w:lang w:eastAsia="es-CO"/>
+        </w:rPr>
+        <w:t>La organización debe contar con una única estrategia de nivel superior que se desagrega en niveles inferiores con objetivos e indicadores cada vez más específicos. Este proceso garantiza la operacionalización del mapa estratégico en todos los niveles jerárquicos de la organización.</w:t>
+      </w:r>
+    </w:p>
+    <w:p>
+      <w:pPr>
+        <w:rPr>
+          <w:lang w:eastAsia="es-CO"/>
+        </w:rPr>
+      </w:pPr>
+      <w:r>
+        <w:rPr>
+          <w:lang w:eastAsia="es-CO"/>
+        </w:rPr>
+        <w:t>La aplicación sistemática de estas ocho etapas permite construir un mapa estratégico coherente, funcional y comprensible para todos los niveles de la organización. Su valor no radica únicamente en la representación visual de la estrategia, sino en la capacidad de convertir los objetivos en acciones medibles y verificables que orienten la gestión diaria hacia el logro sostenible de los resultados esperados. Este instrumento constituye, por tanto, el puente entre la planeación estratégica y la relación causa-efecto que se desarrolla en el siguiente apartado.</w:t>
+      </w:r>
+    </w:p>
+    <w:p>
+      <w:pPr>
+        <w:rPr>
+          <w:lang w:eastAsia="es-CO"/>
+        </w:rPr>
+      </w:pPr>
+      <w:r>
+        <w:rPr>
+          <w:lang w:eastAsia="es-CO"/>
+        </w:rPr>
+        <w:lastRenderedPageBreak/>
+        <w:t xml:space="preserve">Los mapas estratégicos constituyen una representación visual de la estrategia organizacional a nivel integral, cuya principal fortaleza radica en la claridad con la que comunican relaciones complejas entre objetivos. Su diseño sigue una metodología específica de causa-efecto, organizada en las cuatro perspectivas del modelo, cada una de las cuales cumple una función determinante en la cadena de valor estratégico. A continuación, se describe el funcionamiento de cada perspectiva dentro de esta metodología: </w:t>
+      </w:r>
+    </w:p>
+    <w:p>
+      <w:pPr>
+        <w:rPr>
+          <w:lang w:eastAsia="es-CO"/>
+        </w:rPr>
+      </w:pPr>
+      <w:r>
+        <w:rPr>
+          <w:lang w:eastAsia="es-CO"/>
+        </w:rPr>
+        <w:t>La perspectiva financiera establece que los resultados económicos se obtienen únicamente cuando los clientes están satisfechos; por lo tanto, depende directamente de cómo se construya la propuesta de valor para el cliente, especialmente en entornos donde la oferta supera a la demanda. La propuesta de valor para el cliente describe el método para generar ventas y fidelizar consumidores, y se encuentra estrechamente vinculada con los procesos internos necesarios para satisfacer las expectativas del mercado.</w:t>
+      </w:r>
+    </w:p>
+    <w:p>
+      <w:pPr>
+        <w:rPr>
+          <w:lang w:eastAsia="es-CO"/>
+        </w:rPr>
+      </w:pPr>
+      <w:r>
+        <w:rPr>
+          <w:lang w:eastAsia="es-CO"/>
+        </w:rPr>
+        <w:t>Los procesos internos constituyen el engranaje que lleva a la práctica dicha propuesta de valor y representan el sistema de organización de la empresa. A su vez, la estrategia debe especificar las funciones asignadas al talento humano, a la tecnología o capital de la información y a la cultura organizacional, con el fin de apoyar dichos procesos. Sin la articulación de estos elementos, la creación de valor no es posible y los objetivos financieros no podrán cumplirse.</w:t>
+      </w:r>
+    </w:p>
+    <w:p>
+      <w:pPr>
+        <w:rPr>
+          <w:lang w:eastAsia="es-CO"/>
+        </w:rPr>
+      </w:pPr>
+      <w:r>
+        <w:rPr>
+          <w:lang w:eastAsia="es-CO"/>
+        </w:rPr>
+        <w:t xml:space="preserve">En este contexto, el mapa estratégico alinea los objetivos de las cuatro perspectivas, constituyendo la clave de la creación de valor y de una estrategia focalizada e internamente consistente. Una vez construido, se convierte en una herramienta de comunicación que permite que todos los niveles de la organización </w:t>
+      </w:r>
+      <w:r>
+        <w:rPr>
+          <w:lang w:eastAsia="es-CO"/>
+        </w:rPr>
+        <w:lastRenderedPageBreak/>
+        <w:t>comprendan la estrategia y la traduzcan en acciones específicas para contribuir al logro de los resultados esperados.</w:t>
+      </w:r>
+    </w:p>
+    <w:p>
+      <w:pPr>
+        <w:rPr>
+          <w:lang w:eastAsia="es-CO"/>
+        </w:rPr>
+      </w:pPr>
+      <w:r>
+        <w:rPr>
+          <w:lang w:eastAsia="es-CO"/>
+        </w:rPr>
+        <w:t>El mapa estratégico del Cuadro de Mando Integral proporciona un marco para ilustrar de qué modo la estrategia vincula los activos intangibles con los procesos de creación de valor. A continuación, se analizan dos de las perspectivas más determinantes en la construcción de este mapa:</w:t>
       </w:r>
     </w:p>
     <w:p>
@@ -3730,21 +4090,20 @@
           <w:bCs/>
           <w:lang w:eastAsia="es-CO"/>
         </w:rPr>
-        <w:lastRenderedPageBreak/>
-        <w:t>Definición de las cuatro perspectivas</w:t>
-      </w:r>
-    </w:p>
-    <w:p>
-      <w:pPr>
-        <w:rPr>
-          <w:lang w:eastAsia="es-CO"/>
-        </w:rPr>
-      </w:pPr>
-      <w:r>
-        <w:rPr>
-          <w:lang w:eastAsia="es-CO"/>
-        </w:rPr>
-        <w:t>Las cuatro perspectivas que estructuran el modelo son: finanzas, clientes, procesos internos, y aprendizaje y crecimiento. Estas delimitan los ámbitos desde los cuales se medirá el desempeño organizacional y orientan la clasificación de los objetivos estratégicos en cada nivel de la organización.</w:t>
+        <w:t>La perspectiva financiera</w:t>
+      </w:r>
+    </w:p>
+    <w:p>
+      <w:pPr>
+        <w:rPr>
+          <w:lang w:eastAsia="es-CO"/>
+        </w:rPr>
+      </w:pPr>
+      <w:r>
+        <w:rPr>
+          <w:lang w:eastAsia="es-CO"/>
+        </w:rPr>
+        <w:t>Describe los resultados tangibles de la estrategia en términos financieros. Sus indicadores clave son la rentabilidad sobre la inversión, el valor para los accionistas, el crecimiento de los ingresos y el costo por unidad, según la situación particular de cada organización.</w:t>
       </w:r>
     </w:p>
     <w:p>
@@ -3755,29 +4114,44 @@
           <w:numId w:val="29"/>
         </w:numPr>
         <w:rPr>
-          <w:lang w:eastAsia="es-CO"/>
-        </w:rPr>
-      </w:pPr>
-      <w:r>
-        <w:rPr>
-          <w:b/>
-          <w:bCs/>
-          <w:lang w:eastAsia="es-CO"/>
-        </w:rPr>
-        <w:t>Definición de las prioridades estratégicas</w:t>
-      </w:r>
-    </w:p>
-    <w:p>
-      <w:pPr>
-        <w:rPr>
-          <w:lang w:eastAsia="es-CO"/>
-        </w:rPr>
-      </w:pPr>
-      <w:r>
-        <w:rPr>
-          <w:lang w:eastAsia="es-CO"/>
-        </w:rPr>
-        <w:t>Las prioridades estratégicas son los objetivos de más alto nivel de la organización. Generalmente se identifican tres: servir mejor a los clientes, mejorar las operaciones y fortalecer el producto o servicio ofrecido, articulando así el conjunto de la estrategia organizacional.</w:t>
+          <w:b/>
+          <w:bCs/>
+          <w:lang w:eastAsia="es-CO"/>
+        </w:rPr>
+      </w:pPr>
+      <w:r>
+        <w:rPr>
+          <w:b/>
+          <w:bCs/>
+          <w:lang w:eastAsia="es-CO"/>
+        </w:rPr>
+        <w:t>La perspectiva del cliente</w:t>
+      </w:r>
+    </w:p>
+    <w:p>
+      <w:pPr>
+        <w:rPr>
+          <w:lang w:eastAsia="es-CO"/>
+        </w:rPr>
+      </w:pPr>
+      <w:r>
+        <w:rPr>
+          <w:lang w:eastAsia="es-CO"/>
+        </w:rPr>
+        <w:t xml:space="preserve">Define la propuesta de valor que la organización ofrece a sus clientes potenciales, alineando habilidades, sistemas y procesos con las acciones orientadas a entregarla, siendo el núcleo de la ejecución estratégica y el vínculo directo con los resultados financieros. </w:t>
+      </w:r>
+    </w:p>
+    <w:p>
+      <w:pPr>
+        <w:rPr>
+          <w:lang w:eastAsia="es-CO"/>
+        </w:rPr>
+      </w:pPr>
+      <w:r>
+        <w:rPr>
+          <w:lang w:eastAsia="es-CO"/>
+        </w:rPr>
+        <w:t>El mapa estratégico se construye a partir de lo que la organización proyecta con respecto a su futuro y al lugar al que desea llegar. Esta representación gráfica permite visualizar los cambios a medida que se generan, así como aprender de ellos, especialmente en situaciones de entorno altamente variables. Su construcción sigue una metodología de ocho etapas que articulan las cuatro perspectivas del modelo y que se describen a continuación:</w:t>
       </w:r>
     </w:p>
     <w:p>
@@ -3799,20 +4173,21 @@
           <w:bCs/>
           <w:lang w:eastAsia="es-CO"/>
         </w:rPr>
-        <w:t>Definición de los objetivos de negocio</w:t>
-      </w:r>
-    </w:p>
-    <w:p>
-      <w:pPr>
-        <w:rPr>
-          <w:lang w:eastAsia="es-CO"/>
-        </w:rPr>
-      </w:pPr>
-      <w:r>
-        <w:rPr>
-          <w:lang w:eastAsia="es-CO"/>
-        </w:rPr>
-        <w:t>Cada perspectiva se completa con objetivos estratégicos concretos que guardan una relación de causa-efecto entre sí. Los objetivos de las perspectivas inferiores explican cómo se proyecta alcanzar los de las perspectivas superiores, siguiendo una lógica de arriba hacia abajo.</w:t>
+        <w:lastRenderedPageBreak/>
+        <w:t>Definición de la misión, la visión y los valores</w:t>
+      </w:r>
+    </w:p>
+    <w:p>
+      <w:pPr>
+        <w:rPr>
+          <w:lang w:eastAsia="es-CO"/>
+        </w:rPr>
+      </w:pPr>
+      <w:r>
+        <w:rPr>
+          <w:lang w:eastAsia="es-CO"/>
+        </w:rPr>
+        <w:t>Constituyen la dirección y el norte de la organización, orientando las decisiones estratégicas y garantizando la coherencia entre lo que es, lo que aspira a ser y los principios que guían su actuación.</w:t>
       </w:r>
     </w:p>
     <w:p>
@@ -3834,47 +4209,20 @@
           <w:bCs/>
           <w:lang w:eastAsia="es-CO"/>
         </w:rPr>
-        <w:t>Descripción del razonamiento</w:t>
-      </w:r>
-    </w:p>
-    <w:p>
-      <w:pPr>
-        <w:rPr>
-          <w:lang w:eastAsia="es-CO"/>
-        </w:rPr>
-      </w:pPr>
-      <w:r>
-        <w:rPr>
-          <w:lang w:eastAsia="es-CO"/>
-        </w:rPr>
-        <w:t xml:space="preserve">El razonamiento corresponde al conjunto de argumentos que justifican la elección de cada objetivo estratégico. Su registro permite comprender el porqué de las decisiones adoptadas y, en caso de utilizar </w:t>
-      </w:r>
-      <w:r>
-        <w:rPr>
-          <w:rStyle w:val="Extranjerismo"/>
-        </w:rPr>
-        <w:t>software</w:t>
-      </w:r>
-      <w:r>
-        <w:rPr>
-          <w:lang w:eastAsia="es-CO"/>
-        </w:rPr>
-        <w:t xml:space="preserve"> de automatización, estas razones se consignan en el campo de descripción del objetivo.</w:t>
-      </w:r>
-    </w:p>
-    <w:p>
-      <w:pPr>
-        <w:spacing w:before="0" w:after="0" w:line="240" w:lineRule="auto"/>
-        <w:ind w:firstLine="0"/>
-        <w:rPr>
-          <w:lang w:eastAsia="es-CO"/>
-        </w:rPr>
-      </w:pPr>
-      <w:r>
-        <w:rPr>
-          <w:lang w:eastAsia="es-CO"/>
-        </w:rPr>
-        <w:br w:type="page"/>
+        <w:t>Definición de las cuatro perspectivas</w:t>
+      </w:r>
+    </w:p>
+    <w:p>
+      <w:pPr>
+        <w:rPr>
+          <w:lang w:eastAsia="es-CO"/>
+        </w:rPr>
+      </w:pPr>
+      <w:r>
+        <w:rPr>
+          <w:lang w:eastAsia="es-CO"/>
+        </w:rPr>
+        <w:t>Se establecen los cuatro ámbitos desde los cuales se medirá el desempeño: finanzas, clientes, procesos internos, y aprendizaje y crecimiento.</w:t>
       </w:r>
     </w:p>
     <w:p>
@@ -3896,21 +4244,20 @@
           <w:bCs/>
           <w:lang w:eastAsia="es-CO"/>
         </w:rPr>
-        <w:lastRenderedPageBreak/>
-        <w:t>Definición de métricas de actuación y de resultado</w:t>
-      </w:r>
-    </w:p>
-    <w:p>
-      <w:pPr>
-        <w:rPr>
-          <w:lang w:eastAsia="es-CO"/>
-        </w:rPr>
-      </w:pPr>
-      <w:r>
-        <w:rPr>
-          <w:lang w:eastAsia="es-CO"/>
-        </w:rPr>
-        <w:t>Se diseñan los instrumentos de medición, se implementan y se constatan sus resultados con valores de referencia y un valor objetivo definido. La medición se realiza a través de indicadores de gestión o de desempeño, los cuales constituyen el soporte cuantitativo del mapa estratégico.</w:t>
+        <w:t>Definición de las prioridades estratégicas</w:t>
+      </w:r>
+    </w:p>
+    <w:p>
+      <w:pPr>
+        <w:rPr>
+          <w:lang w:eastAsia="es-CO"/>
+        </w:rPr>
+      </w:pPr>
+      <w:r>
+        <w:rPr>
+          <w:lang w:eastAsia="es-CO"/>
+        </w:rPr>
+        <w:t>Son los objetivos de más alto nivel. Generalmente se identifican tres: servir mejor a los clientes, mejorar las operaciones y fortalecer el producto o servicio ofrecido.</w:t>
       </w:r>
     </w:p>
     <w:p>
@@ -3932,20 +4279,20 @@
           <w:bCs/>
           <w:lang w:eastAsia="es-CO"/>
         </w:rPr>
-        <w:t>Definición de iniciativas</w:t>
-      </w:r>
-    </w:p>
-    <w:p>
-      <w:pPr>
-        <w:rPr>
-          <w:lang w:eastAsia="es-CO"/>
-        </w:rPr>
-      </w:pPr>
-      <w:r>
-        <w:rPr>
-          <w:lang w:eastAsia="es-CO"/>
-        </w:rPr>
-        <w:t>Las iniciativas son los planes de acción de alto nivel que detallan cómo se ejecutará la estrategia organizacional. Traducen los objetivos en acciones concretas con responsables, recursos y plazos definidos, constituyendo uno de los propósitos centrales del mapa estratégico.</w:t>
+        <w:t>Definición de los objetivos de negocio</w:t>
+      </w:r>
+    </w:p>
+    <w:p>
+      <w:pPr>
+        <w:rPr>
+          <w:lang w:eastAsia="es-CO"/>
+        </w:rPr>
+      </w:pPr>
+      <w:r>
+        <w:rPr>
+          <w:lang w:eastAsia="es-CO"/>
+        </w:rPr>
+        <w:t>Cada perspectiva se completa con objetivos estratégicos que guardan una relación de causa-efecto, donde los niveles inferiores explican cómo se alcanzarán los superiores.</w:t>
       </w:r>
     </w:p>
     <w:p>
@@ -3967,106 +4314,20 @@
           <w:bCs/>
           <w:lang w:eastAsia="es-CO"/>
         </w:rPr>
-        <w:t>Cascada estratégica</w:t>
-      </w:r>
-    </w:p>
-    <w:p>
-      <w:pPr>
-        <w:rPr>
-          <w:lang w:eastAsia="es-CO"/>
-        </w:rPr>
-      </w:pPr>
-      <w:r>
-        <w:rPr>
-          <w:lang w:eastAsia="es-CO"/>
-        </w:rPr>
-        <w:t>La organización debe contar con una única estrategia de nivel superior que se desagrega en niveles inferiores con objetivos e indicadores cada vez más específicos. Este proceso garantiza la operacionalización del mapa estratégico en todos los niveles jerárquicos de la organización.</w:t>
-      </w:r>
-    </w:p>
-    <w:p>
-      <w:pPr>
-        <w:rPr>
-          <w:lang w:eastAsia="es-CO"/>
-        </w:rPr>
-      </w:pPr>
-      <w:r>
-        <w:rPr>
-          <w:lang w:eastAsia="es-CO"/>
-        </w:rPr>
-        <w:t>La aplicación sistemática de estas ocho etapas permite construir un mapa estratégico coherente, funcional y comprensible para todos los niveles de la organización. Su valor no radica únicamente en la representación visual de la estrategia, sino en la capacidad de convertir los objetivos en acciones medibles y verificables que orienten la gestión diaria hacia el logro sostenible de los resultados esperados. Este instrumento constituye, por tanto, el puente entre la planeación estratégica y la relación causa-efecto que se desarrolla en el siguiente apartado.</w:t>
-      </w:r>
-    </w:p>
-    <w:p>
-      <w:pPr>
-        <w:rPr>
-          <w:lang w:eastAsia="es-CO"/>
-        </w:rPr>
-      </w:pPr>
-      <w:r>
-        <w:rPr>
-          <w:lang w:eastAsia="es-CO"/>
-        </w:rPr>
-        <w:lastRenderedPageBreak/>
-        <w:t xml:space="preserve">Los mapas estratégicos constituyen una representación visual de la estrategia organizacional a nivel integral, cuya principal fortaleza radica en la claridad con la que comunican relaciones complejas entre objetivos. Su diseño sigue una metodología específica de causa-efecto, organizada en las cuatro perspectivas del modelo, cada una de las cuales cumple una función determinante en la cadena de valor estratégico. A continuación, se describe el funcionamiento de cada perspectiva dentro de esta metodología: </w:t>
-      </w:r>
-    </w:p>
-    <w:p>
-      <w:pPr>
-        <w:rPr>
-          <w:lang w:eastAsia="es-CO"/>
-        </w:rPr>
-      </w:pPr>
-      <w:r>
-        <w:rPr>
-          <w:lang w:eastAsia="es-CO"/>
-        </w:rPr>
-        <w:t>La perspectiva financiera establece que los resultados económicos se obtienen únicamente cuando los clientes están satisfechos; por lo tanto, depende directamente de cómo se construya la propuesta de valor para el cliente, especialmente en entornos donde la oferta supera a la demanda. La propuesta de valor para el cliente describe el método para generar ventas y fidelizar consumidores, y se encuentra estrechamente vinculada con los procesos internos necesarios para satisfacer las expectativas del mercado.</w:t>
-      </w:r>
-    </w:p>
-    <w:p>
-      <w:pPr>
-        <w:rPr>
-          <w:lang w:eastAsia="es-CO"/>
-        </w:rPr>
-      </w:pPr>
-      <w:r>
-        <w:rPr>
-          <w:lang w:eastAsia="es-CO"/>
-        </w:rPr>
-        <w:t>Los procesos internos constituyen el engranaje que lleva a la práctica dicha propuesta de valor y representan el sistema de organización de la empresa. A su vez, la estrategia debe especificar las funciones asignadas al talento humano, a la tecnología o capital de la información y a la cultura organizacional, con el fin de apoyar dichos procesos. Sin la articulación de estos elementos, la creación de valor no es posible y los objetivos financieros no podrán cumplirse.</w:t>
-      </w:r>
-    </w:p>
-    <w:p>
-      <w:pPr>
-        <w:rPr>
-          <w:lang w:eastAsia="es-CO"/>
-        </w:rPr>
-      </w:pPr>
-      <w:r>
-        <w:rPr>
-          <w:lang w:eastAsia="es-CO"/>
-        </w:rPr>
-        <w:t xml:space="preserve">En este contexto, el mapa estratégico alinea los objetivos de las cuatro perspectivas, constituyendo la clave de la creación de valor y de una estrategia focalizada e internamente consistente. Una vez construido, se convierte en una herramienta de comunicación que permite que todos los niveles de la organización </w:t>
-      </w:r>
-      <w:r>
-        <w:rPr>
-          <w:lang w:eastAsia="es-CO"/>
-        </w:rPr>
-        <w:lastRenderedPageBreak/>
-        <w:t>comprendan la estrategia y la traduzcan en acciones específicas para contribuir al logro de los resultados esperados.</w:t>
-      </w:r>
-    </w:p>
-    <w:p>
-      <w:pPr>
-        <w:rPr>
-          <w:lang w:eastAsia="es-CO"/>
-        </w:rPr>
-      </w:pPr>
-      <w:r>
-        <w:rPr>
-          <w:lang w:eastAsia="es-CO"/>
-        </w:rPr>
-        <w:t>El mapa estratégico del Cuadro de Mando Integral proporciona un marco para ilustrar de qué modo la estrategia vincula los activos intangibles con los procesos de creación de valor. A continuación, se analizan dos de las perspectivas más determinantes en la construcción de este mapa:</w:t>
+        <w:t>Descripción del razonamiento</w:t>
+      </w:r>
+    </w:p>
+    <w:p>
+      <w:pPr>
+        <w:rPr>
+          <w:lang w:eastAsia="es-CO"/>
+        </w:rPr>
+      </w:pPr>
+      <w:r>
+        <w:rPr>
+          <w:lang w:eastAsia="es-CO"/>
+        </w:rPr>
+        <w:t>Corresponde al conjunto de argumentos que justifican la elección de cada objetivo estratégico, permitiendo comprender el porqué de cada decisión adoptada.</w:t>
       </w:r>
     </w:p>
     <w:p>
@@ -4088,21 +4349,28 @@
           <w:bCs/>
           <w:lang w:eastAsia="es-CO"/>
         </w:rPr>
-        <w:t>La perspectiva financiera</w:t>
-      </w:r>
-    </w:p>
-    <w:p>
-      <w:pPr>
-        <w:rPr>
-          <w:lang w:eastAsia="es-CO"/>
-        </w:rPr>
-      </w:pPr>
-      <w:r>
-        <w:rPr>
-          <w:lang w:eastAsia="es-CO"/>
-        </w:rPr>
-        <w:t>Describe los resultados tangibles de la estrategia en términos financieros. Sus indicadores clave son la rentabilidad sobre la inversión, el valor para los accionistas, el crecimiento de los ingresos y el costo por unidad, según la situación particular de cada organización.</w:t>
-      </w:r>
+        <w:t>Definición de métricas de actuación y de resultado</w:t>
+      </w:r>
+    </w:p>
+    <w:p>
+      <w:pPr>
+        <w:rPr>
+          <w:lang w:eastAsia="es-CO"/>
+        </w:rPr>
+      </w:pPr>
+      <w:r>
+        <w:rPr>
+          <w:lang w:eastAsia="es-CO"/>
+        </w:rPr>
+        <w:t>Se diseñan y se implementan los instrumentos de medición con valores de referencia y objetivos definidos, a través de indicadores de gestión o de desempeño.</w:t>
+      </w:r>
+    </w:p>
+    <w:p>
+      <w:pPr>
+        <w:rPr>
+          <w:lang w:eastAsia="es-CO"/>
+        </w:rPr>
+      </w:pPr>
     </w:p>
     <w:p>
       <w:pPr>
@@ -4123,33 +4391,21 @@
           <w:bCs/>
           <w:lang w:eastAsia="es-CO"/>
         </w:rPr>
-        <w:t>La perspectiva del cliente</w:t>
-      </w:r>
-    </w:p>
-    <w:p>
-      <w:pPr>
-        <w:rPr>
-          <w:lang w:eastAsia="es-CO"/>
-        </w:rPr>
-      </w:pPr>
-      <w:r>
-        <w:rPr>
-          <w:lang w:eastAsia="es-CO"/>
-        </w:rPr>
-        <w:t xml:space="preserve">Define la propuesta de valor que la organización ofrece a sus clientes potenciales, alineando habilidades, sistemas y procesos con las acciones orientadas a entregarla, siendo el núcleo de la ejecución estratégica y el vínculo directo con los resultados financieros. </w:t>
-      </w:r>
-    </w:p>
-    <w:p>
-      <w:pPr>
-        <w:rPr>
-          <w:lang w:eastAsia="es-CO"/>
-        </w:rPr>
-      </w:pPr>
-      <w:r>
-        <w:rPr>
-          <w:lang w:eastAsia="es-CO"/>
-        </w:rPr>
-        <w:t>El mapa estratégico se construye a partir de lo que la organización proyecta con respecto a su futuro y al lugar al que desea llegar. Esta representación gráfica permite visualizar los cambios a medida que se generan, así como aprender de ellos, especialmente en situaciones de entorno altamente variables. Su construcción sigue una metodología de ocho etapas que articulan las cuatro perspectivas del modelo y que se describen a continuación:</w:t>
+        <w:lastRenderedPageBreak/>
+        <w:t>Definición de iniciativas</w:t>
+      </w:r>
+    </w:p>
+    <w:p>
+      <w:pPr>
+        <w:rPr>
+          <w:lang w:eastAsia="es-CO"/>
+        </w:rPr>
+      </w:pPr>
+      <w:r>
+        <w:rPr>
+          <w:lang w:eastAsia="es-CO"/>
+        </w:rPr>
+        <w:t>Son los planes de acción de alto nivel que traducen los objetivos en acciones concretas con responsables, recursos y plazos definidos.</w:t>
       </w:r>
     </w:p>
     <w:p>
@@ -4171,21 +4427,89 @@
           <w:bCs/>
           <w:lang w:eastAsia="es-CO"/>
         </w:rPr>
+        <w:t>Cascada estratégica</w:t>
+      </w:r>
+    </w:p>
+    <w:p>
+      <w:pPr>
+        <w:rPr>
+          <w:lang w:eastAsia="es-CO"/>
+        </w:rPr>
+      </w:pPr>
+      <w:r>
+        <w:rPr>
+          <w:lang w:eastAsia="es-CO"/>
+        </w:rPr>
+        <w:t>La estrategia de nivel superior se desagrega en niveles inferiores con objetivos e indicadores cada vez más específicos, garantizando su operacionalización en toda la organización.</w:t>
+      </w:r>
+    </w:p>
+    <w:p>
+      <w:pPr>
+        <w:rPr>
+          <w:lang w:eastAsia="es-CO"/>
+        </w:rPr>
+      </w:pPr>
+      <w:r>
+        <w:rPr>
+          <w:lang w:eastAsia="es-CO"/>
+        </w:rPr>
+        <w:t>La aplicación sistemática de estas ocho etapas permite construir un mapa estratégico coherente, funcional y comprensible para todos los niveles de la organización. Su valor no radica únicamente en la representación visual de la estrategia, sino en la capacidad de convertir los objetivos en acciones medibles y verificables que orienten la gestión diaria hacia el logro sostenible de los resultados esperados. Este instrumento constituye, por tanto, el puente entre la planeación estratégica y la relación causa-efecto que se desarrolla en el siguiente apartado.</w:t>
+      </w:r>
+    </w:p>
+    <w:p>
+      <w:pPr>
+        <w:pStyle w:val="Ttulo2"/>
+      </w:pPr>
+      <w:bookmarkStart w:id="7" w:name="_Toc226615440"/>
+      <w:r>
+        <w:t>Relación causa-efecto</w:t>
+      </w:r>
+      <w:bookmarkEnd w:id="7"/>
+    </w:p>
+    <w:p>
+      <w:pPr>
+        <w:rPr>
+          <w:lang w:eastAsia="es-CO"/>
+        </w:rPr>
+      </w:pPr>
+      <w:r>
+        <w:rPr>
+          <w:lang w:eastAsia="es-CO"/>
+        </w:rPr>
+        <w:t>La relación causa-efecto en el CMI es la conexión lógica que une los objetivos estratégicos a través de las cuatro perspectivas: financiera, clientes, procesos internos, y aprendizaje y crecimiento. Su principio fundamental establece que los resultados financieros son consecuencia directa de las acciones estratégicas desarrolladas en las demás perspectivas. Esta lógica permite comprender que ningún resultado organizacional ocurre de manera aislada, sino que es el producto de una cadena de decisiones y acciones interdependientes</w:t>
+      </w:r>
+      <w:r>
+        <w:rPr>
+          <w:lang w:eastAsia="es-CO"/>
+        </w:rPr>
+        <w:t>.</w:t>
+      </w:r>
+    </w:p>
+    <w:p>
+      <w:pPr>
+        <w:rPr>
+          <w:lang w:eastAsia="es-CO"/>
+        </w:rPr>
+      </w:pPr>
+      <w:r>
+        <w:rPr>
+          <w:lang w:eastAsia="es-CO"/>
+        </w:rPr>
         <w:lastRenderedPageBreak/>
-        <w:t>Definición de la misión, la visión y los valores</w:t>
-      </w:r>
-    </w:p>
-    <w:p>
-      <w:pPr>
-        <w:rPr>
-          <w:lang w:eastAsia="es-CO"/>
-        </w:rPr>
-      </w:pPr>
-      <w:r>
-        <w:rPr>
-          <w:lang w:eastAsia="es-CO"/>
-        </w:rPr>
-        <w:t>Constituyen la dirección y el norte de la organización, orientando las decisiones estratégicas y garantizando la coherencia entre lo que es, lo que aspira a ser y los principios que guían su actuación.</w:t>
+        <w:t>Para comprender esta relación, es útil partir de un ejemplo concreto: si una organización invierte en la capacitación de su personal, mejora la calidad de sus procesos internos; esta mejora incrementa la satisfacción del cliente y, como consecuencia, se generan mayores ingresos para la organización (Kaplan y Norton, 2001). Este encadenamiento demuestra que los indicadores financieros son resultados finales de decisiones estratégicas previas adoptadas en otras perspectivas. Reconocer esta lógica es fundamental para diseñar indicadores pertinentes y tomar decisiones basadas en datos objetivos.</w:t>
+      </w:r>
+    </w:p>
+    <w:p>
+      <w:pPr>
+        <w:rPr>
+          <w:lang w:eastAsia="es-CO"/>
+        </w:rPr>
+      </w:pPr>
+      <w:r>
+        <w:rPr>
+          <w:lang w:eastAsia="es-CO"/>
+        </w:rPr>
+        <w:t>Las características clave de la relación causa-efecto en el CMI permiten estructurar y validar la estrategia organizacional de manera sistemática. A continuación, se describen sus principales atributos:</w:t>
       </w:r>
     </w:p>
     <w:p>
@@ -4207,20 +4531,20 @@
           <w:bCs/>
           <w:lang w:eastAsia="es-CO"/>
         </w:rPr>
-        <w:t>Definición de las cuatro perspectivas</w:t>
-      </w:r>
-    </w:p>
-    <w:p>
-      <w:pPr>
-        <w:rPr>
-          <w:lang w:eastAsia="es-CO"/>
-        </w:rPr>
-      </w:pPr>
-      <w:r>
-        <w:rPr>
-          <w:lang w:eastAsia="es-CO"/>
-        </w:rPr>
-        <w:t>Se establecen los cuatro ámbitos desde los cuales se medirá el desempeño: finanzas, clientes, procesos internos, y aprendizaje y crecimiento.</w:t>
+        <w:t>Lógica de sucesión</w:t>
+      </w:r>
+    </w:p>
+    <w:p>
+      <w:pPr>
+        <w:rPr>
+          <w:lang w:eastAsia="es-CO"/>
+        </w:rPr>
+      </w:pPr>
+      <w:r>
+        <w:rPr>
+          <w:lang w:eastAsia="es-CO"/>
+        </w:rPr>
+        <w:t>El aprendizaje y la tecnología mejoran los procesos internos, lo que genera satisfacción en el cliente y resulta, finalmente, en un mejor rendimiento financiero. Esta secuencia lógica garantiza que cada acción estratégica tenga un impacto verificable en la perspectiva superior.</w:t>
       </w:r>
     </w:p>
     <w:p>
@@ -4242,20 +4566,49 @@
           <w:bCs/>
           <w:lang w:eastAsia="es-CO"/>
         </w:rPr>
-        <w:t>Definición de las prioridades estratégicas</w:t>
-      </w:r>
-    </w:p>
-    <w:p>
-      <w:pPr>
-        <w:rPr>
-          <w:lang w:eastAsia="es-CO"/>
-        </w:rPr>
-      </w:pPr>
-      <w:r>
-        <w:rPr>
-          <w:lang w:eastAsia="es-CO"/>
-        </w:rPr>
-        <w:t>Son los objetivos de más alto nivel. Generalmente se identifican tres: servir mejor a los clientes, mejorar las operaciones y fortalecer el producto o servicio ofrecido.</w:t>
+        <w:t>Mapa estratégico</w:t>
+      </w:r>
+    </w:p>
+    <w:p>
+      <w:pPr>
+        <w:rPr>
+          <w:lang w:eastAsia="es-CO"/>
+        </w:rPr>
+      </w:pPr>
+      <w:r>
+        <w:rPr>
+          <w:lang w:eastAsia="es-CO"/>
+        </w:rPr>
+        <w:t>Esta relación se visualiza en el mapa estratégico, que permite rastrear y medir cómo los indicadores de actuación o causas impulsan los resultados o efectos, facilitando la comprensión de la estrategia en todos los niveles de la organización (</w:t>
+      </w:r>
+      <w:proofErr w:type="spellStart"/>
+      <w:r>
+        <w:rPr>
+          <w:lang w:eastAsia="es-CO"/>
+        </w:rPr>
+        <w:t>Savkín</w:t>
+      </w:r>
+      <w:proofErr w:type="spellEnd"/>
+      <w:r>
+        <w:rPr>
+          <w:lang w:eastAsia="es-CO"/>
+        </w:rPr>
+        <w:t>, 2019).</w:t>
+      </w:r>
+    </w:p>
+    <w:p>
+      <w:pPr>
+        <w:spacing w:before="0" w:after="0" w:line="240" w:lineRule="auto"/>
+        <w:ind w:firstLine="0"/>
+        <w:rPr>
+          <w:lang w:eastAsia="es-CO"/>
+        </w:rPr>
+      </w:pPr>
+      <w:r>
+        <w:rPr>
+          <w:lang w:eastAsia="es-CO"/>
+        </w:rPr>
+        <w:br w:type="page"/>
       </w:r>
     </w:p>
     <w:p>
@@ -4277,357 +4630,6 @@
           <w:bCs/>
           <w:lang w:eastAsia="es-CO"/>
         </w:rPr>
-        <w:t>Definición de los objetivos de negocio</w:t>
-      </w:r>
-    </w:p>
-    <w:p>
-      <w:pPr>
-        <w:rPr>
-          <w:lang w:eastAsia="es-CO"/>
-        </w:rPr>
-      </w:pPr>
-      <w:r>
-        <w:rPr>
-          <w:lang w:eastAsia="es-CO"/>
-        </w:rPr>
-        <w:t>Cada perspectiva se completa con objetivos estratégicos que guardan una relación de causa-efecto, donde los niveles inferiores explican cómo se alcanzarán los superiores.</w:t>
-      </w:r>
-    </w:p>
-    <w:p>
-      <w:pPr>
-        <w:pStyle w:val="Prrafodelista"/>
-        <w:numPr>
-          <w:ilvl w:val="0"/>
-          <w:numId w:val="29"/>
-        </w:numPr>
-        <w:rPr>
-          <w:b/>
-          <w:bCs/>
-          <w:lang w:eastAsia="es-CO"/>
-        </w:rPr>
-      </w:pPr>
-      <w:r>
-        <w:rPr>
-          <w:b/>
-          <w:bCs/>
-          <w:lang w:eastAsia="es-CO"/>
-        </w:rPr>
-        <w:t>Descripción del razonamiento</w:t>
-      </w:r>
-    </w:p>
-    <w:p>
-      <w:pPr>
-        <w:rPr>
-          <w:lang w:eastAsia="es-CO"/>
-        </w:rPr>
-      </w:pPr>
-      <w:r>
-        <w:rPr>
-          <w:lang w:eastAsia="es-CO"/>
-        </w:rPr>
-        <w:t>Corresponde al conjunto de argumentos que justifican la elección de cada objetivo estratégico, permitiendo comprender el porqué de cada decisión adoptada.</w:t>
-      </w:r>
-    </w:p>
-    <w:p>
-      <w:pPr>
-        <w:pStyle w:val="Prrafodelista"/>
-        <w:numPr>
-          <w:ilvl w:val="0"/>
-          <w:numId w:val="29"/>
-        </w:numPr>
-        <w:rPr>
-          <w:b/>
-          <w:bCs/>
-          <w:lang w:eastAsia="es-CO"/>
-        </w:rPr>
-      </w:pPr>
-      <w:r>
-        <w:rPr>
-          <w:b/>
-          <w:bCs/>
-          <w:lang w:eastAsia="es-CO"/>
-        </w:rPr>
-        <w:t>Definición de métricas de actuación y de resultado</w:t>
-      </w:r>
-    </w:p>
-    <w:p>
-      <w:pPr>
-        <w:rPr>
-          <w:lang w:eastAsia="es-CO"/>
-        </w:rPr>
-      </w:pPr>
-      <w:r>
-        <w:rPr>
-          <w:lang w:eastAsia="es-CO"/>
-        </w:rPr>
-        <w:t>Se diseñan y se implementan los instrumentos de medición con valores de referencia y objetivos definidos, a través de indicadores de gestión o de desempeño.</w:t>
-      </w:r>
-    </w:p>
-    <w:p>
-      <w:pPr>
-        <w:rPr>
-          <w:lang w:eastAsia="es-CO"/>
-        </w:rPr>
-      </w:pPr>
-    </w:p>
-    <w:p>
-      <w:pPr>
-        <w:pStyle w:val="Prrafodelista"/>
-        <w:numPr>
-          <w:ilvl w:val="0"/>
-          <w:numId w:val="29"/>
-        </w:numPr>
-        <w:rPr>
-          <w:b/>
-          <w:bCs/>
-          <w:lang w:eastAsia="es-CO"/>
-        </w:rPr>
-      </w:pPr>
-      <w:r>
-        <w:rPr>
-          <w:b/>
-          <w:bCs/>
-          <w:lang w:eastAsia="es-CO"/>
-        </w:rPr>
-        <w:lastRenderedPageBreak/>
-        <w:t>Definición de iniciativas</w:t>
-      </w:r>
-    </w:p>
-    <w:p>
-      <w:pPr>
-        <w:rPr>
-          <w:lang w:eastAsia="es-CO"/>
-        </w:rPr>
-      </w:pPr>
-      <w:r>
-        <w:rPr>
-          <w:lang w:eastAsia="es-CO"/>
-        </w:rPr>
-        <w:t>Son los planes de acción de alto nivel que traducen los objetivos en acciones concretas con responsables, recursos y plazos definidos.</w:t>
-      </w:r>
-    </w:p>
-    <w:p>
-      <w:pPr>
-        <w:pStyle w:val="Prrafodelista"/>
-        <w:numPr>
-          <w:ilvl w:val="0"/>
-          <w:numId w:val="29"/>
-        </w:numPr>
-        <w:rPr>
-          <w:b/>
-          <w:bCs/>
-          <w:lang w:eastAsia="es-CO"/>
-        </w:rPr>
-      </w:pPr>
-      <w:r>
-        <w:rPr>
-          <w:b/>
-          <w:bCs/>
-          <w:lang w:eastAsia="es-CO"/>
-        </w:rPr>
-        <w:t>Cascada estratégica</w:t>
-      </w:r>
-    </w:p>
-    <w:p>
-      <w:pPr>
-        <w:rPr>
-          <w:lang w:eastAsia="es-CO"/>
-        </w:rPr>
-      </w:pPr>
-      <w:r>
-        <w:rPr>
-          <w:lang w:eastAsia="es-CO"/>
-        </w:rPr>
-        <w:t>La estrategia de nivel superior se desagrega en niveles inferiores con objetivos e indicadores cada vez más específicos, garantizando su operacionalización en toda la organización.</w:t>
-      </w:r>
-    </w:p>
-    <w:p>
-      <w:pPr>
-        <w:rPr>
-          <w:lang w:eastAsia="es-CO"/>
-        </w:rPr>
-      </w:pPr>
-      <w:r>
-        <w:rPr>
-          <w:lang w:eastAsia="es-CO"/>
-        </w:rPr>
-        <w:t>La aplicación sistemática de estas ocho etapas permite construir un mapa estratégico coherente, funcional y comprensible para todos los niveles de la organización. Su valor no radica únicamente en la representación visual de la estrategia, sino en la capacidad de convertir los objetivos en acciones medibles y verificables que orienten la gestión diaria hacia el logro sostenible de los resultados esperados. Este instrumento constituye, por tanto, el puente entre la planeación estratégica y la relación causa-efecto que se desarrolla en el siguiente apartado.</w:t>
-      </w:r>
-    </w:p>
-    <w:p>
-      <w:pPr>
-        <w:pStyle w:val="Ttulo2"/>
-      </w:pPr>
-      <w:bookmarkStart w:id="7" w:name="_Toc226615440"/>
-      <w:r>
-        <w:t>Relación causa-efecto</w:t>
-      </w:r>
-      <w:bookmarkEnd w:id="7"/>
-    </w:p>
-    <w:p>
-      <w:pPr>
-        <w:rPr>
-          <w:lang w:eastAsia="es-CO"/>
-        </w:rPr>
-      </w:pPr>
-      <w:r>
-        <w:rPr>
-          <w:lang w:eastAsia="es-CO"/>
-        </w:rPr>
-        <w:t>La relación causa-efecto en el CMI es la conexión lógica que une los objetivos estratégicos a través de las cuatro perspectivas: financiera, clientes, procesos internos, y aprendizaje y crecimiento. Su principio fundamental establece que los resultados financieros son consecuencia directa de las acciones estratégicas desarrolladas en las demás perspectivas. Esta lógica permite comprender que ningún resultado organizacional ocurre de manera aislada, sino que es el producto de una cadena de decisiones y acciones interdependientes</w:t>
-      </w:r>
-      <w:r>
-        <w:rPr>
-          <w:lang w:eastAsia="es-CO"/>
-        </w:rPr>
-        <w:t>.</w:t>
-      </w:r>
-    </w:p>
-    <w:p>
-      <w:pPr>
-        <w:rPr>
-          <w:lang w:eastAsia="es-CO"/>
-        </w:rPr>
-      </w:pPr>
-      <w:r>
-        <w:rPr>
-          <w:lang w:eastAsia="es-CO"/>
-        </w:rPr>
-        <w:lastRenderedPageBreak/>
-        <w:t>Para comprender esta relación, es útil partir de un ejemplo concreto: si una organización invierte en la capacitación de su personal, mejora la calidad de sus procesos internos; esta mejora incrementa la satisfacción del cliente y, como consecuencia, se generan mayores ingresos para la organización (Kaplan y Norton, 2001). Este encadenamiento demuestra que los indicadores financieros son resultados finales de decisiones estratégicas previas adoptadas en otras perspectivas. Reconocer esta lógica es fundamental para diseñar indicadores pertinentes y tomar decisiones basadas en datos objetivos.</w:t>
-      </w:r>
-    </w:p>
-    <w:p>
-      <w:pPr>
-        <w:rPr>
-          <w:lang w:eastAsia="es-CO"/>
-        </w:rPr>
-      </w:pPr>
-      <w:r>
-        <w:rPr>
-          <w:lang w:eastAsia="es-CO"/>
-        </w:rPr>
-        <w:t>Las características clave de la relación causa-efecto en el CMI permiten estructurar y validar la estrategia organizacional de manera sistemática. A continuación, se describen sus principales atributos:</w:t>
-      </w:r>
-    </w:p>
-    <w:p>
-      <w:pPr>
-        <w:pStyle w:val="Prrafodelista"/>
-        <w:numPr>
-          <w:ilvl w:val="0"/>
-          <w:numId w:val="29"/>
-        </w:numPr>
-        <w:rPr>
-          <w:b/>
-          <w:bCs/>
-          <w:lang w:eastAsia="es-CO"/>
-        </w:rPr>
-      </w:pPr>
-      <w:r>
-        <w:rPr>
-          <w:b/>
-          <w:bCs/>
-          <w:lang w:eastAsia="es-CO"/>
-        </w:rPr>
-        <w:t>Lógica de sucesión</w:t>
-      </w:r>
-    </w:p>
-    <w:p>
-      <w:pPr>
-        <w:rPr>
-          <w:lang w:eastAsia="es-CO"/>
-        </w:rPr>
-      </w:pPr>
-      <w:r>
-        <w:rPr>
-          <w:lang w:eastAsia="es-CO"/>
-        </w:rPr>
-        <w:t>El aprendizaje y la tecnología mejoran los procesos internos, lo que genera satisfacción en el cliente y resulta, finalmente, en un mejor rendimiento financiero. Esta secuencia lógica garantiza que cada acción estratégica tenga un impacto verificable en la perspectiva superior.</w:t>
-      </w:r>
-    </w:p>
-    <w:p>
-      <w:pPr>
-        <w:pStyle w:val="Prrafodelista"/>
-        <w:numPr>
-          <w:ilvl w:val="0"/>
-          <w:numId w:val="29"/>
-        </w:numPr>
-        <w:rPr>
-          <w:b/>
-          <w:bCs/>
-          <w:lang w:eastAsia="es-CO"/>
-        </w:rPr>
-      </w:pPr>
-      <w:r>
-        <w:rPr>
-          <w:b/>
-          <w:bCs/>
-          <w:lang w:eastAsia="es-CO"/>
-        </w:rPr>
-        <w:t>Mapa estratégico</w:t>
-      </w:r>
-    </w:p>
-    <w:p>
-      <w:pPr>
-        <w:rPr>
-          <w:lang w:eastAsia="es-CO"/>
-        </w:rPr>
-      </w:pPr>
-      <w:r>
-        <w:rPr>
-          <w:lang w:eastAsia="es-CO"/>
-        </w:rPr>
-        <w:t>Esta relación se visualiza en el mapa estratégico, que permite rastrear y medir cómo los indicadores de actuación o causas impulsan los resultados o efectos, facilitando la comprensión de la estrategia en todos los niveles de la organización (</w:t>
-      </w:r>
-      <w:proofErr w:type="spellStart"/>
-      <w:r>
-        <w:rPr>
-          <w:lang w:eastAsia="es-CO"/>
-        </w:rPr>
-        <w:t>Savkín</w:t>
-      </w:r>
-      <w:proofErr w:type="spellEnd"/>
-      <w:r>
-        <w:rPr>
-          <w:lang w:eastAsia="es-CO"/>
-        </w:rPr>
-        <w:t>, 2019).</w:t>
-      </w:r>
-    </w:p>
-    <w:p>
-      <w:pPr>
-        <w:spacing w:before="0" w:after="0" w:line="240" w:lineRule="auto"/>
-        <w:ind w:firstLine="0"/>
-        <w:rPr>
-          <w:lang w:eastAsia="es-CO"/>
-        </w:rPr>
-      </w:pPr>
-      <w:r>
-        <w:rPr>
-          <w:lang w:eastAsia="es-CO"/>
-        </w:rPr>
-        <w:br w:type="page"/>
-      </w:r>
-    </w:p>
-    <w:p>
-      <w:pPr>
-        <w:pStyle w:val="Prrafodelista"/>
-        <w:numPr>
-          <w:ilvl w:val="0"/>
-          <w:numId w:val="29"/>
-        </w:numPr>
-        <w:rPr>
-          <w:b/>
-          <w:bCs/>
-          <w:lang w:eastAsia="es-CO"/>
-        </w:rPr>
-      </w:pPr>
-      <w:r>
-        <w:rPr>
-          <w:b/>
-          <w:bCs/>
-          <w:lang w:eastAsia="es-CO"/>
-        </w:rPr>
         <w:lastRenderedPageBreak/>
         <w:t>Validación de estrategia</w:t>
       </w:r>
@@ -4773,11 +4775,6 @@
     </w:p>
     <w:p>
       <w:pPr>
-        <w:pStyle w:val="Prrafodelista"/>
-        <w:numPr>
-          <w:ilvl w:val="0"/>
-          <w:numId w:val="29"/>
-        </w:numPr>
         <w:rPr>
           <w:b/>
           <w:bCs/>
@@ -4815,11 +4812,6 @@
     </w:p>
     <w:p>
       <w:pPr>
-        <w:pStyle w:val="Prrafodelista"/>
-        <w:numPr>
-          <w:ilvl w:val="0"/>
-          <w:numId w:val="29"/>
-        </w:numPr>
         <w:rPr>
           <w:b/>
           <w:bCs/>
@@ -4850,11 +4842,6 @@
     </w:p>
     <w:p>
       <w:pPr>
-        <w:pStyle w:val="Prrafodelista"/>
-        <w:numPr>
-          <w:ilvl w:val="0"/>
-          <w:numId w:val="29"/>
-        </w:numPr>
         <w:rPr>
           <w:b/>
           <w:bCs/>
@@ -4885,11 +4872,6 @@
     </w:p>
     <w:p>
       <w:pPr>
-        <w:pStyle w:val="Prrafodelista"/>
-        <w:numPr>
-          <w:ilvl w:val="0"/>
-          <w:numId w:val="29"/>
-        </w:numPr>
         <w:rPr>
           <w:b/>
           <w:bCs/>
@@ -4920,11 +4902,6 @@
     </w:p>
     <w:p>
       <w:pPr>
-        <w:pStyle w:val="Prrafodelista"/>
-        <w:numPr>
-          <w:ilvl w:val="0"/>
-          <w:numId w:val="29"/>
-        </w:numPr>
         <w:rPr>
           <w:b/>
           <w:bCs/>
@@ -5897,7 +5874,7 @@
         <w:pStyle w:val="Prrafodelista"/>
         <w:numPr>
           <w:ilvl w:val="0"/>
-          <w:numId w:val="29"/>
+          <w:numId w:val="38"/>
         </w:numPr>
         <w:rPr>
           <w:b/>
@@ -5932,7 +5909,7 @@
         <w:pStyle w:val="Prrafodelista"/>
         <w:numPr>
           <w:ilvl w:val="0"/>
-          <w:numId w:val="29"/>
+          <w:numId w:val="38"/>
         </w:numPr>
         <w:rPr>
           <w:b/>
@@ -5967,7 +5944,7 @@
         <w:pStyle w:val="Prrafodelista"/>
         <w:numPr>
           <w:ilvl w:val="0"/>
-          <w:numId w:val="29"/>
+          <w:numId w:val="38"/>
         </w:numPr>
         <w:rPr>
           <w:b/>
@@ -6002,7 +5979,7 @@
         <w:pStyle w:val="Prrafodelista"/>
         <w:numPr>
           <w:ilvl w:val="0"/>
-          <w:numId w:val="29"/>
+          <w:numId w:val="38"/>
         </w:numPr>
         <w:rPr>
           <w:b/>
@@ -6046,7 +6023,7 @@
         <w:pStyle w:val="Prrafodelista"/>
         <w:numPr>
           <w:ilvl w:val="0"/>
-          <w:numId w:val="29"/>
+          <w:numId w:val="38"/>
         </w:numPr>
         <w:rPr>
           <w:b/>
@@ -6081,7 +6058,7 @@
         <w:pStyle w:val="Prrafodelista"/>
         <w:numPr>
           <w:ilvl w:val="0"/>
-          <w:numId w:val="29"/>
+          <w:numId w:val="38"/>
         </w:numPr>
         <w:rPr>
           <w:b/>
@@ -10829,10 +10806,10 @@
         </w:rPr>
         <w:lastRenderedPageBreak/>
         <w:drawing>
-          <wp:inline distT="0" distB="0" distL="0" distR="0" wp14:anchorId="70714F2A" wp14:editId="43F1997E">
-            <wp:extent cx="5996651" cy="3800475"/>
-            <wp:effectExtent l="0" t="0" r="4445" b="0"/>
-            <wp:docPr id="8" name="Imagen 8" descr="El mapa conceptual titulado &quot;Construcción e implementación de indicadores de gestión&quot; presenta el tema central organizado en dos ejes temáticos. El primero corresponde al Cuadro de Mando Integral (CMI), que comprende el concepto y origen, el mapa estratégico, la relación causa-efecto y su implementación. El segundo eje aborda el análisis, el seguimiento y la toma de decisiones, e incluye el análisis de resultados, los tableros de control, los semáforos de desempeño y los planes de acción, como apoyo a la toma de decisiones estratégicas de la organización. "/>
+          <wp:inline distT="0" distB="0" distL="0" distR="0" wp14:anchorId="426148A3" wp14:editId="27265EFB">
+            <wp:extent cx="5734050" cy="4717175"/>
+            <wp:effectExtent l="0" t="0" r="0" b="7620"/>
+            <wp:docPr id="5" name="Imagen 5" descr="El mapa conceptual titulado &quot;Construcción e implementación de indicadores de gestión&quot; presenta el tema central organizado en dos ejes temáticos. El primero corresponde al Cuadro de Mando Integral (CMI), que comprende el concepto y origen, el mapa estratégico, la relación causa-efecto y su implementación. El segundo eje aborda el análisis, el seguimiento y la toma de decisiones, e incluye el análisis de resultados, los tableros de control, los semáforos de desempeño y los planes de acción, como apoyo a la toma de decisiones estratégicas de la organización. "/>
             <wp:cNvGraphicFramePr>
               <a:graphicFrameLocks xmlns:a="http://schemas.openxmlformats.org/drawingml/2006/main" noChangeAspect="1"/>
             </wp:cNvGraphicFramePr>
@@ -10840,7 +10817,7 @@
               <a:graphicData uri="http://schemas.openxmlformats.org/drawingml/2006/picture">
                 <pic:pic xmlns:pic="http://schemas.openxmlformats.org/drawingml/2006/picture">
                   <pic:nvPicPr>
-                    <pic:cNvPr id="8" name="Imagen 8" descr="El mapa conceptual titulado &quot;Construcción e implementación de indicadores de gestión&quot; presenta el tema central organizado en dos ejes temáticos. El primero corresponde al Cuadro de Mando Integral (CMI), que comprende el concepto y origen, el mapa estratégico, la relación causa-efecto y su implementación. El segundo eje aborda el análisis, el seguimiento y la toma de decisiones, e incluye el análisis de resultados, los tableros de control, los semáforos de desempeño y los planes de acción, como apoyo a la toma de decisiones estratégicas de la organización. "/>
+                    <pic:cNvPr id="5" name="Imagen 5" descr="El mapa conceptual titulado &quot;Construcción e implementación de indicadores de gestión&quot; presenta el tema central organizado en dos ejes temáticos. El primero corresponde al Cuadro de Mando Integral (CMI), que comprende el concepto y origen, el mapa estratégico, la relación causa-efecto y su implementación. El segundo eje aborda el análisis, el seguimiento y la toma de decisiones, e incluye el análisis de resultados, los tableros de control, los semáforos de desempeño y los planes de acción, como apoyo a la toma de decisiones estratégicas de la organización. "/>
                     <pic:cNvPicPr>
                       <a:picLocks noChangeAspect="1" noChangeArrowheads="1"/>
                     </pic:cNvPicPr>
@@ -10861,7 +10838,7 @@
                   <pic:spPr bwMode="auto">
                     <a:xfrm>
                       <a:off x="0" y="0"/>
-                      <a:ext cx="6021660" cy="3816325"/>
+                      <a:ext cx="5746727" cy="4727604"/>
                     </a:xfrm>
                     <a:prstGeom prst="rect">
                       <a:avLst/>
@@ -13499,6 +13476,96 @@
     </w:lvl>
   </w:abstractNum>
   <w:abstractNum w:abstractNumId="11" w15:restartNumberingAfterBreak="0">
+    <w:nsid w:val="23507E2F"/>
+    <w:multiLevelType w:val="hybridMultilevel"/>
+    <w:tmpl w:val="8460D100"/>
+    <w:lvl w:ilvl="0" w:tplc="63344E8A">
+      <w:start w:val="1"/>
+      <w:numFmt w:val="decimal"/>
+      <w:lvlText w:val="%1."/>
+      <w:lvlJc w:val="left"/>
+      <w:pPr>
+        <w:ind w:left="1429" w:hanging="360"/>
+      </w:pPr>
+      <w:rPr>
+        <w:b/>
+        <w:bCs/>
+      </w:rPr>
+    </w:lvl>
+    <w:lvl w:ilvl="1" w:tplc="240A0019" w:tentative="1">
+      <w:start w:val="1"/>
+      <w:numFmt w:val="lowerLetter"/>
+      <w:lvlText w:val="%2."/>
+      <w:lvlJc w:val="left"/>
+      <w:pPr>
+        <w:ind w:left="2149" w:hanging="360"/>
+      </w:pPr>
+    </w:lvl>
+    <w:lvl w:ilvl="2" w:tplc="240A001B" w:tentative="1">
+      <w:start w:val="1"/>
+      <w:numFmt w:val="lowerRoman"/>
+      <w:lvlText w:val="%3."/>
+      <w:lvlJc w:val="right"/>
+      <w:pPr>
+        <w:ind w:left="2869" w:hanging="180"/>
+      </w:pPr>
+    </w:lvl>
+    <w:lvl w:ilvl="3" w:tplc="240A000F" w:tentative="1">
+      <w:start w:val="1"/>
+      <w:numFmt w:val="decimal"/>
+      <w:lvlText w:val="%4."/>
+      <w:lvlJc w:val="left"/>
+      <w:pPr>
+        <w:ind w:left="3589" w:hanging="360"/>
+      </w:pPr>
+    </w:lvl>
+    <w:lvl w:ilvl="4" w:tplc="240A0019" w:tentative="1">
+      <w:start w:val="1"/>
+      <w:numFmt w:val="lowerLetter"/>
+      <w:lvlText w:val="%5."/>
+      <w:lvlJc w:val="left"/>
+      <w:pPr>
+        <w:ind w:left="4309" w:hanging="360"/>
+      </w:pPr>
+    </w:lvl>
+    <w:lvl w:ilvl="5" w:tplc="240A001B" w:tentative="1">
+      <w:start w:val="1"/>
+      <w:numFmt w:val="lowerRoman"/>
+      <w:lvlText w:val="%6."/>
+      <w:lvlJc w:val="right"/>
+      <w:pPr>
+        <w:ind w:left="5029" w:hanging="180"/>
+      </w:pPr>
+    </w:lvl>
+    <w:lvl w:ilvl="6" w:tplc="240A000F" w:tentative="1">
+      <w:start w:val="1"/>
+      <w:numFmt w:val="decimal"/>
+      <w:lvlText w:val="%7."/>
+      <w:lvlJc w:val="left"/>
+      <w:pPr>
+        <w:ind w:left="5749" w:hanging="360"/>
+      </w:pPr>
+    </w:lvl>
+    <w:lvl w:ilvl="7" w:tplc="240A0019" w:tentative="1">
+      <w:start w:val="1"/>
+      <w:numFmt w:val="lowerLetter"/>
+      <w:lvlText w:val="%8."/>
+      <w:lvlJc w:val="left"/>
+      <w:pPr>
+        <w:ind w:left="6469" w:hanging="360"/>
+      </w:pPr>
+    </w:lvl>
+    <w:lvl w:ilvl="8" w:tplc="240A001B" w:tentative="1">
+      <w:start w:val="1"/>
+      <w:numFmt w:val="lowerRoman"/>
+      <w:lvlText w:val="%9."/>
+      <w:lvlJc w:val="right"/>
+      <w:pPr>
+        <w:ind w:left="7189" w:hanging="180"/>
+      </w:pPr>
+    </w:lvl>
+  </w:abstractNum>
+  <w:abstractNum w:abstractNumId="12" w15:restartNumberingAfterBreak="0">
     <w:nsid w:val="2440686A"/>
     <w:multiLevelType w:val="hybridMultilevel"/>
     <w:tmpl w:val="CE807C2E"/>
@@ -13611,7 +13678,7 @@
       </w:rPr>
     </w:lvl>
   </w:abstractNum>
-  <w:abstractNum w:abstractNumId="12" w15:restartNumberingAfterBreak="0">
+  <w:abstractNum w:abstractNumId="13" w15:restartNumberingAfterBreak="0">
     <w:nsid w:val="28A4621A"/>
     <w:multiLevelType w:val="hybridMultilevel"/>
     <w:tmpl w:val="76E23788"/>
@@ -13724,7 +13791,7 @@
       </w:rPr>
     </w:lvl>
   </w:abstractNum>
-  <w:abstractNum w:abstractNumId="13" w15:restartNumberingAfterBreak="0">
+  <w:abstractNum w:abstractNumId="14" w15:restartNumberingAfterBreak="0">
     <w:nsid w:val="28AE6227"/>
     <w:multiLevelType w:val="hybridMultilevel"/>
     <w:tmpl w:val="C6E616A2"/>
@@ -13837,7 +13904,7 @@
       </w:rPr>
     </w:lvl>
   </w:abstractNum>
-  <w:abstractNum w:abstractNumId="14" w15:restartNumberingAfterBreak="0">
+  <w:abstractNum w:abstractNumId="15" w15:restartNumberingAfterBreak="0">
     <w:nsid w:val="2F691CCD"/>
     <w:multiLevelType w:val="hybridMultilevel"/>
     <w:tmpl w:val="57D28578"/>
@@ -13926,7 +13993,7 @@
       </w:pPr>
     </w:lvl>
   </w:abstractNum>
-  <w:abstractNum w:abstractNumId="15" w15:restartNumberingAfterBreak="0">
+  <w:abstractNum w:abstractNumId="16" w15:restartNumberingAfterBreak="0">
     <w:nsid w:val="32C573E3"/>
     <w:multiLevelType w:val="hybridMultilevel"/>
     <w:tmpl w:val="6D00FFA0"/>
@@ -14039,7 +14106,7 @@
       </w:rPr>
     </w:lvl>
   </w:abstractNum>
-  <w:abstractNum w:abstractNumId="16" w15:restartNumberingAfterBreak="0">
+  <w:abstractNum w:abstractNumId="17" w15:restartNumberingAfterBreak="0">
     <w:nsid w:val="368E176E"/>
     <w:multiLevelType w:val="hybridMultilevel"/>
     <w:tmpl w:val="BDF054FE"/>
@@ -14133,7 +14200,7 @@
       </w:pPr>
     </w:lvl>
   </w:abstractNum>
-  <w:abstractNum w:abstractNumId="17" w15:restartNumberingAfterBreak="0">
+  <w:abstractNum w:abstractNumId="18" w15:restartNumberingAfterBreak="0">
     <w:nsid w:val="441D5157"/>
     <w:multiLevelType w:val="hybridMultilevel"/>
     <w:tmpl w:val="5942C440"/>
@@ -14246,7 +14313,7 @@
       </w:rPr>
     </w:lvl>
   </w:abstractNum>
-  <w:abstractNum w:abstractNumId="18" w15:restartNumberingAfterBreak="0">
+  <w:abstractNum w:abstractNumId="19" w15:restartNumberingAfterBreak="0">
     <w:nsid w:val="44D00F47"/>
     <w:multiLevelType w:val="hybridMultilevel"/>
     <w:tmpl w:val="5AE8EB5E"/>
@@ -14359,7 +14426,7 @@
       </w:rPr>
     </w:lvl>
   </w:abstractNum>
-  <w:abstractNum w:abstractNumId="19" w15:restartNumberingAfterBreak="0">
+  <w:abstractNum w:abstractNumId="20" w15:restartNumberingAfterBreak="0">
     <w:nsid w:val="44DA2473"/>
     <w:multiLevelType w:val="hybridMultilevel"/>
     <w:tmpl w:val="1354F2AE"/>
@@ -14472,7 +14539,7 @@
       </w:rPr>
     </w:lvl>
   </w:abstractNum>
-  <w:abstractNum w:abstractNumId="20" w15:restartNumberingAfterBreak="0">
+  <w:abstractNum w:abstractNumId="21" w15:restartNumberingAfterBreak="0">
     <w:nsid w:val="4A75394B"/>
     <w:multiLevelType w:val="hybridMultilevel"/>
     <w:tmpl w:val="31305122"/>
@@ -14585,7 +14652,7 @@
       </w:rPr>
     </w:lvl>
   </w:abstractNum>
-  <w:abstractNum w:abstractNumId="21" w15:restartNumberingAfterBreak="0">
+  <w:abstractNum w:abstractNumId="22" w15:restartNumberingAfterBreak="0">
     <w:nsid w:val="4CEF2074"/>
     <w:multiLevelType w:val="hybridMultilevel"/>
     <w:tmpl w:val="BD40B0DC"/>
@@ -14671,7 +14738,7 @@
       </w:pPr>
     </w:lvl>
   </w:abstractNum>
-  <w:abstractNum w:abstractNumId="22" w15:restartNumberingAfterBreak="0">
+  <w:abstractNum w:abstractNumId="23" w15:restartNumberingAfterBreak="0">
     <w:nsid w:val="4EBE1EF6"/>
     <w:multiLevelType w:val="hybridMultilevel"/>
     <w:tmpl w:val="F6A60586"/>
@@ -14764,7 +14831,7 @@
       </w:pPr>
     </w:lvl>
   </w:abstractNum>
-  <w:abstractNum w:abstractNumId="23" w15:restartNumberingAfterBreak="0">
+  <w:abstractNum w:abstractNumId="24" w15:restartNumberingAfterBreak="0">
     <w:nsid w:val="50E062A3"/>
     <w:multiLevelType w:val="hybridMultilevel"/>
     <w:tmpl w:val="E514F220"/>
@@ -14877,7 +14944,97 @@
       </w:rPr>
     </w:lvl>
   </w:abstractNum>
-  <w:abstractNum w:abstractNumId="24" w15:restartNumberingAfterBreak="0">
+  <w:abstractNum w:abstractNumId="25" w15:restartNumberingAfterBreak="0">
+    <w:nsid w:val="54D11800"/>
+    <w:multiLevelType w:val="hybridMultilevel"/>
+    <w:tmpl w:val="58EEF37A"/>
+    <w:lvl w:ilvl="0" w:tplc="63344E8A">
+      <w:start w:val="1"/>
+      <w:numFmt w:val="decimal"/>
+      <w:lvlText w:val="%1."/>
+      <w:lvlJc w:val="left"/>
+      <w:pPr>
+        <w:ind w:left="1429" w:hanging="360"/>
+      </w:pPr>
+      <w:rPr>
+        <w:b/>
+        <w:bCs/>
+      </w:rPr>
+    </w:lvl>
+    <w:lvl w:ilvl="1" w:tplc="240A0019" w:tentative="1">
+      <w:start w:val="1"/>
+      <w:numFmt w:val="lowerLetter"/>
+      <w:lvlText w:val="%2."/>
+      <w:lvlJc w:val="left"/>
+      <w:pPr>
+        <w:ind w:left="2149" w:hanging="360"/>
+      </w:pPr>
+    </w:lvl>
+    <w:lvl w:ilvl="2" w:tplc="240A001B" w:tentative="1">
+      <w:start w:val="1"/>
+      <w:numFmt w:val="lowerRoman"/>
+      <w:lvlText w:val="%3."/>
+      <w:lvlJc w:val="right"/>
+      <w:pPr>
+        <w:ind w:left="2869" w:hanging="180"/>
+      </w:pPr>
+    </w:lvl>
+    <w:lvl w:ilvl="3" w:tplc="240A000F" w:tentative="1">
+      <w:start w:val="1"/>
+      <w:numFmt w:val="decimal"/>
+      <w:lvlText w:val="%4."/>
+      <w:lvlJc w:val="left"/>
+      <w:pPr>
+        <w:ind w:left="3589" w:hanging="360"/>
+      </w:pPr>
+    </w:lvl>
+    <w:lvl w:ilvl="4" w:tplc="240A0019" w:tentative="1">
+      <w:start w:val="1"/>
+      <w:numFmt w:val="lowerLetter"/>
+      <w:lvlText w:val="%5."/>
+      <w:lvlJc w:val="left"/>
+      <w:pPr>
+        <w:ind w:left="4309" w:hanging="360"/>
+      </w:pPr>
+    </w:lvl>
+    <w:lvl w:ilvl="5" w:tplc="240A001B" w:tentative="1">
+      <w:start w:val="1"/>
+      <w:numFmt w:val="lowerRoman"/>
+      <w:lvlText w:val="%6."/>
+      <w:lvlJc w:val="right"/>
+      <w:pPr>
+        <w:ind w:left="5029" w:hanging="180"/>
+      </w:pPr>
+    </w:lvl>
+    <w:lvl w:ilvl="6" w:tplc="240A000F" w:tentative="1">
+      <w:start w:val="1"/>
+      <w:numFmt w:val="decimal"/>
+      <w:lvlText w:val="%7."/>
+      <w:lvlJc w:val="left"/>
+      <w:pPr>
+        <w:ind w:left="5749" w:hanging="360"/>
+      </w:pPr>
+    </w:lvl>
+    <w:lvl w:ilvl="7" w:tplc="240A0019" w:tentative="1">
+      <w:start w:val="1"/>
+      <w:numFmt w:val="lowerLetter"/>
+      <w:lvlText w:val="%8."/>
+      <w:lvlJc w:val="left"/>
+      <w:pPr>
+        <w:ind w:left="6469" w:hanging="360"/>
+      </w:pPr>
+    </w:lvl>
+    <w:lvl w:ilvl="8" w:tplc="240A001B" w:tentative="1">
+      <w:start w:val="1"/>
+      <w:numFmt w:val="lowerRoman"/>
+      <w:lvlText w:val="%9."/>
+      <w:lvlJc w:val="right"/>
+      <w:pPr>
+        <w:ind w:left="7189" w:hanging="180"/>
+      </w:pPr>
+    </w:lvl>
+  </w:abstractNum>
+  <w:abstractNum w:abstractNumId="26" w15:restartNumberingAfterBreak="0">
     <w:nsid w:val="56042707"/>
     <w:multiLevelType w:val="hybridMultilevel"/>
     <w:tmpl w:val="E7AEA812"/>
@@ -14990,7 +15147,7 @@
       </w:rPr>
     </w:lvl>
   </w:abstractNum>
-  <w:abstractNum w:abstractNumId="25" w15:restartNumberingAfterBreak="0">
+  <w:abstractNum w:abstractNumId="27" w15:restartNumberingAfterBreak="0">
     <w:nsid w:val="5B1D1FAA"/>
     <w:multiLevelType w:val="hybridMultilevel"/>
     <w:tmpl w:val="35989456"/>
@@ -15103,10 +15260,10 @@
       </w:rPr>
     </w:lvl>
   </w:abstractNum>
-  <w:abstractNum w:abstractNumId="26" w15:restartNumberingAfterBreak="0">
+  <w:abstractNum w:abstractNumId="28" w15:restartNumberingAfterBreak="0">
     <w:nsid w:val="684E3484"/>
     <w:multiLevelType w:val="hybridMultilevel"/>
-    <w:tmpl w:val="AAE0D6F2"/>
+    <w:tmpl w:val="6052B832"/>
     <w:lvl w:ilvl="0" w:tplc="240A0001">
       <w:start w:val="1"/>
       <w:numFmt w:val="bullet"/>
@@ -15117,6 +15274,8 @@
       </w:pPr>
       <w:rPr>
         <w:rFonts w:ascii="Symbol" w:hAnsi="Symbol" w:hint="default"/>
+        <w:b/>
+        <w:bCs/>
       </w:rPr>
     </w:lvl>
     <w:lvl w:ilvl="1" w:tplc="240A0003" w:tentative="1">
@@ -15216,7 +15375,7 @@
       </w:rPr>
     </w:lvl>
   </w:abstractNum>
-  <w:abstractNum w:abstractNumId="27" w15:restartNumberingAfterBreak="0">
+  <w:abstractNum w:abstractNumId="29" w15:restartNumberingAfterBreak="0">
     <w:nsid w:val="6B38186C"/>
     <w:multiLevelType w:val="hybridMultilevel"/>
     <w:tmpl w:val="4CB63186"/>
@@ -15329,7 +15488,7 @@
       </w:rPr>
     </w:lvl>
   </w:abstractNum>
-  <w:abstractNum w:abstractNumId="28" w15:restartNumberingAfterBreak="0">
+  <w:abstractNum w:abstractNumId="30" w15:restartNumberingAfterBreak="0">
     <w:nsid w:val="72697D6A"/>
     <w:multiLevelType w:val="hybridMultilevel"/>
     <w:tmpl w:val="67AA5558"/>
@@ -15442,7 +15601,7 @@
       </w:rPr>
     </w:lvl>
   </w:abstractNum>
-  <w:abstractNum w:abstractNumId="29" w15:restartNumberingAfterBreak="0">
+  <w:abstractNum w:abstractNumId="31" w15:restartNumberingAfterBreak="0">
     <w:nsid w:val="743558E5"/>
     <w:multiLevelType w:val="hybridMultilevel"/>
     <w:tmpl w:val="BBA2D5F6"/>
@@ -15534,7 +15693,7 @@
       </w:pPr>
     </w:lvl>
   </w:abstractNum>
-  <w:abstractNum w:abstractNumId="30" w15:restartNumberingAfterBreak="0">
+  <w:abstractNum w:abstractNumId="32" w15:restartNumberingAfterBreak="0">
     <w:nsid w:val="766D7CCE"/>
     <w:multiLevelType w:val="hybridMultilevel"/>
     <w:tmpl w:val="9F32BF14"/>
@@ -15647,7 +15806,7 @@
       </w:rPr>
     </w:lvl>
   </w:abstractNum>
-  <w:abstractNum w:abstractNumId="31" w15:restartNumberingAfterBreak="0">
+  <w:abstractNum w:abstractNumId="33" w15:restartNumberingAfterBreak="0">
     <w:nsid w:val="77FF3BF9"/>
     <w:multiLevelType w:val="hybridMultilevel"/>
     <w:tmpl w:val="14684A6A"/>
@@ -15734,7 +15893,7 @@
       </w:pPr>
     </w:lvl>
   </w:abstractNum>
-  <w:abstractNum w:abstractNumId="32" w15:restartNumberingAfterBreak="0">
+  <w:abstractNum w:abstractNumId="34" w15:restartNumberingAfterBreak="0">
     <w:nsid w:val="7C161D1C"/>
     <w:multiLevelType w:val="multilevel"/>
     <w:tmpl w:val="EBEAF536"/>
@@ -15821,7 +15980,7 @@
       </w:pPr>
     </w:lvl>
   </w:abstractNum>
-  <w:abstractNum w:abstractNumId="33" w15:restartNumberingAfterBreak="0">
+  <w:abstractNum w:abstractNumId="35" w15:restartNumberingAfterBreak="0">
     <w:nsid w:val="7C8D748F"/>
     <w:multiLevelType w:val="hybridMultilevel"/>
     <w:tmpl w:val="A866EFEE"/>
@@ -15934,7 +16093,7 @@
       </w:rPr>
     </w:lvl>
   </w:abstractNum>
-  <w:abstractNum w:abstractNumId="34" w15:restartNumberingAfterBreak="0">
+  <w:abstractNum w:abstractNumId="36" w15:restartNumberingAfterBreak="0">
     <w:nsid w:val="7ED20365"/>
     <w:multiLevelType w:val="hybridMultilevel"/>
     <w:tmpl w:val="F4C24ADA"/>
@@ -16047,7 +16206,7 @@
       </w:rPr>
     </w:lvl>
   </w:abstractNum>
-  <w:abstractNum w:abstractNumId="35" w15:restartNumberingAfterBreak="0">
+  <w:abstractNum w:abstractNumId="37" w15:restartNumberingAfterBreak="0">
     <w:nsid w:val="7F5A61C2"/>
     <w:multiLevelType w:val="hybridMultilevel"/>
     <w:tmpl w:val="3D7AFECC"/>
@@ -16161,22 +16320,22 @@
     </w:lvl>
   </w:abstractNum>
   <w:num w:numId="1">
-    <w:abstractNumId w:val="32"/>
+    <w:abstractNumId w:val="34"/>
   </w:num>
   <w:num w:numId="2">
     <w:abstractNumId w:val="0"/>
   </w:num>
   <w:num w:numId="3">
-    <w:abstractNumId w:val="22"/>
+    <w:abstractNumId w:val="23"/>
   </w:num>
   <w:num w:numId="4">
-    <w:abstractNumId w:val="16"/>
+    <w:abstractNumId w:val="17"/>
   </w:num>
   <w:num w:numId="5">
-    <w:abstractNumId w:val="31"/>
+    <w:abstractNumId w:val="33"/>
   </w:num>
   <w:num w:numId="6">
-    <w:abstractNumId w:val="29"/>
+    <w:abstractNumId w:val="31"/>
   </w:num>
   <w:num w:numId="7">
     <w:abstractNumId w:val="5"/>
@@ -16185,49 +16344,49 @@
     <w:abstractNumId w:val="7"/>
   </w:num>
   <w:num w:numId="9">
-    <w:abstractNumId w:val="21"/>
+    <w:abstractNumId w:val="22"/>
   </w:num>
   <w:num w:numId="10">
-    <w:abstractNumId w:val="30"/>
+    <w:abstractNumId w:val="32"/>
   </w:num>
   <w:num w:numId="11">
     <w:abstractNumId w:val="2"/>
   </w:num>
   <w:num w:numId="12">
-    <w:abstractNumId w:val="18"/>
+    <w:abstractNumId w:val="19"/>
   </w:num>
   <w:num w:numId="13">
-    <w:abstractNumId w:val="24"/>
+    <w:abstractNumId w:val="26"/>
   </w:num>
   <w:num w:numId="14">
     <w:abstractNumId w:val="9"/>
   </w:num>
   <w:num w:numId="15">
-    <w:abstractNumId w:val="13"/>
+    <w:abstractNumId w:val="14"/>
   </w:num>
   <w:num w:numId="16">
-    <w:abstractNumId w:val="34"/>
+    <w:abstractNumId w:val="36"/>
   </w:num>
   <w:num w:numId="17">
-    <w:abstractNumId w:val="17"/>
+    <w:abstractNumId w:val="18"/>
   </w:num>
   <w:num w:numId="18">
     <w:abstractNumId w:val="4"/>
   </w:num>
   <w:num w:numId="19">
-    <w:abstractNumId w:val="11"/>
+    <w:abstractNumId w:val="12"/>
   </w:num>
   <w:num w:numId="20">
-    <w:abstractNumId w:val="27"/>
+    <w:abstractNumId w:val="29"/>
   </w:num>
   <w:num w:numId="21">
-    <w:abstractNumId w:val="23"/>
+    <w:abstractNumId w:val="24"/>
   </w:num>
   <w:num w:numId="22">
     <w:abstractNumId w:val="1"/>
   </w:num>
   <w:num w:numId="23">
-    <w:abstractNumId w:val="12"/>
+    <w:abstractNumId w:val="13"/>
   </w:num>
   <w:num w:numId="24">
     <w:abstractNumId w:val="8"/>
@@ -16236,37 +16395,43 @@
     <w:abstractNumId w:val="6"/>
   </w:num>
   <w:num w:numId="26">
-    <w:abstractNumId w:val="19"/>
+    <w:abstractNumId w:val="20"/>
   </w:num>
   <w:num w:numId="27">
+    <w:abstractNumId w:val="16"/>
+  </w:num>
+  <w:num w:numId="28">
+    <w:abstractNumId w:val="27"/>
+  </w:num>
+  <w:num w:numId="29">
+    <w:abstractNumId w:val="28"/>
+  </w:num>
+  <w:num w:numId="30">
     <w:abstractNumId w:val="15"/>
   </w:num>
-  <w:num w:numId="28">
-    <w:abstractNumId w:val="25"/>
-  </w:num>
-  <w:num w:numId="29">
-    <w:abstractNumId w:val="26"/>
-  </w:num>
-  <w:num w:numId="30">
-    <w:abstractNumId w:val="14"/>
-  </w:num>
   <w:num w:numId="31">
-    <w:abstractNumId w:val="28"/>
+    <w:abstractNumId w:val="30"/>
   </w:num>
   <w:num w:numId="32">
     <w:abstractNumId w:val="10"/>
   </w:num>
   <w:num w:numId="33">
-    <w:abstractNumId w:val="35"/>
+    <w:abstractNumId w:val="37"/>
   </w:num>
   <w:num w:numId="34">
     <w:abstractNumId w:val="3"/>
   </w:num>
   <w:num w:numId="35">
-    <w:abstractNumId w:val="33"/>
+    <w:abstractNumId w:val="35"/>
   </w:num>
   <w:num w:numId="36">
-    <w:abstractNumId w:val="20"/>
+    <w:abstractNumId w:val="21"/>
+  </w:num>
+  <w:num w:numId="37">
+    <w:abstractNumId w:val="11"/>
+  </w:num>
+  <w:num w:numId="38">
+    <w:abstractNumId w:val="25"/>
   </w:num>
   <w:numIdMacAtCleanup w:val="26"/>
 </w:numbering>
@@ -18344,13 +18509,13 @@
 </file>
 
 <file path=customXml/itemProps2.xml><?xml version="1.0" encoding="utf-8"?>
-<ds:datastoreItem xmlns:ds="http://schemas.openxmlformats.org/officeDocument/2006/customXml" ds:itemID="{068C2DD4-E094-4A38-939F-5ED1373AB904}"/>
+<ds:datastoreItem xmlns:ds="http://schemas.openxmlformats.org/officeDocument/2006/customXml" ds:itemID="{59BCE60B-D881-430A-B5B6-E5EF1BA98AF2}"/>
 </file>
 
 <file path=customXml/itemProps3.xml><?xml version="1.0" encoding="utf-8"?>
-<ds:datastoreItem xmlns:ds="http://schemas.openxmlformats.org/officeDocument/2006/customXml" ds:itemID="{E6BD521C-C149-4BE6-8120-BF8CFB5A896F}"/>
+<ds:datastoreItem xmlns:ds="http://schemas.openxmlformats.org/officeDocument/2006/customXml" ds:itemID="{CB7CFE7A-6152-49CB-8402-D5DD9C3E6096}"/>
 </file>
 
 <file path=customXml/itemProps4.xml><?xml version="1.0" encoding="utf-8"?>
-<ds:datastoreItem xmlns:ds="http://schemas.openxmlformats.org/officeDocument/2006/customXml" ds:itemID="{82C56592-44C9-4E07-A67D-0B43173CBF1F}"/>
+<ds:datastoreItem xmlns:ds="http://schemas.openxmlformats.org/officeDocument/2006/customXml" ds:itemID="{17CC6E24-A758-45E6-8952-7BE1DF23AC1C}"/>
 </file>
--- a/fuentes/CFA2_12210024_DU.docx
+++ b/fuentes/CFA2_12210024_DU.docx
@@ -545,7 +545,7 @@
         </w:rPr>
         <w:fldChar w:fldCharType="separate"/>
       </w:r>
-      <w:hyperlink w:anchor="_Toc226615435" w:history="1">
+      <w:hyperlink w:anchor="_Toc227566901" w:history="1">
         <w:r>
           <w:rPr>
             <w:rStyle w:val="Hipervnculo"/>
@@ -572,7 +572,7 @@
             <w:noProof/>
             <w:webHidden/>
           </w:rPr>
-          <w:instrText xml:space="preserve"> PAGEREF _Toc226615435 \h </w:instrText>
+          <w:instrText xml:space="preserve"> PAGEREF _Toc227566901 \h </w:instrText>
         </w:r>
         <w:r>
           <w:rPr>
@@ -618,7 +618,7 @@
           <w:lang w:eastAsia="es-CO"/>
         </w:rPr>
       </w:pPr>
-      <w:hyperlink w:anchor="_Toc226615436" w:history="1">
+      <w:hyperlink w:anchor="_Toc227566902" w:history="1">
         <w:r>
           <w:rPr>
             <w:rStyle w:val="Hipervnculo"/>
@@ -641,7 +641,16 @@
             <w:rStyle w:val="Hipervnculo"/>
             <w:noProof/>
           </w:rPr>
-          <w:t>Cuadro de mando integral</w:t>
+          <w:t xml:space="preserve">Cuadro de mando integral - </w:t>
+        </w:r>
+        <w:r>
+          <w:rPr>
+            <w:rStyle w:val="Hipervnculo"/>
+            <w:noProof/>
+            <w:spacing w:val="20"/>
+            <w:lang w:val="en-US"/>
+          </w:rPr>
+          <w:t>Balanced Scorecard</w:t>
         </w:r>
         <w:r>
           <w:rPr>
@@ -662,7 +671,7 @@
             <w:noProof/>
             <w:webHidden/>
           </w:rPr>
-          <w:instrText xml:space="preserve"> PAGEREF _Toc226615436 \h </w:instrText>
+          <w:instrText xml:space="preserve"> PAGEREF _Toc227566902 \h </w:instrText>
         </w:r>
         <w:r>
           <w:rPr>
@@ -708,7 +717,7 @@
           <w:lang w:eastAsia="es-CO"/>
         </w:rPr>
       </w:pPr>
-      <w:hyperlink w:anchor="_Toc226615437" w:history="1">
+      <w:hyperlink w:anchor="_Toc227566903" w:history="1">
         <w:r>
           <w:rPr>
             <w:rStyle w:val="Hipervnculo"/>
@@ -752,7 +761,7 @@
             <w:noProof/>
             <w:webHidden/>
           </w:rPr>
-          <w:instrText xml:space="preserve"> PAGEREF _Toc226615437 \h </w:instrText>
+          <w:instrText xml:space="preserve"> PAGEREF _Toc227566903 \h </w:instrText>
         </w:r>
         <w:r>
           <w:rPr>
@@ -798,7 +807,7 @@
           <w:lang w:eastAsia="es-CO"/>
         </w:rPr>
       </w:pPr>
-      <w:hyperlink w:anchor="_Toc226615438" w:history="1">
+      <w:hyperlink w:anchor="_Toc227566904" w:history="1">
         <w:r>
           <w:rPr>
             <w:rStyle w:val="Hipervnculo"/>
@@ -842,7 +851,7 @@
             <w:noProof/>
             <w:webHidden/>
           </w:rPr>
-          <w:instrText xml:space="preserve"> PAGEREF _Toc226615438 \h </w:instrText>
+          <w:instrText xml:space="preserve"> PAGEREF _Toc227566904 \h </w:instrText>
         </w:r>
         <w:r>
           <w:rPr>
@@ -888,7 +897,7 @@
           <w:lang w:eastAsia="es-CO"/>
         </w:rPr>
       </w:pPr>
-      <w:hyperlink w:anchor="_Toc226615439" w:history="1">
+      <w:hyperlink w:anchor="_Toc227566905" w:history="1">
         <w:r>
           <w:rPr>
             <w:rStyle w:val="Hipervnculo"/>
@@ -932,7 +941,7 @@
             <w:noProof/>
             <w:webHidden/>
           </w:rPr>
-          <w:instrText xml:space="preserve"> PAGEREF _Toc226615439 \h </w:instrText>
+          <w:instrText xml:space="preserve"> PAGEREF _Toc227566905 \h </w:instrText>
         </w:r>
         <w:r>
           <w:rPr>
@@ -978,7 +987,7 @@
           <w:lang w:eastAsia="es-CO"/>
         </w:rPr>
       </w:pPr>
-      <w:hyperlink w:anchor="_Toc226615440" w:history="1">
+      <w:hyperlink w:anchor="_Toc227566906" w:history="1">
         <w:r>
           <w:rPr>
             <w:rStyle w:val="Hipervnculo"/>
@@ -1022,7 +1031,7 @@
             <w:noProof/>
             <w:webHidden/>
           </w:rPr>
-          <w:instrText xml:space="preserve"> PAGEREF _Toc226615440 \h </w:instrText>
+          <w:instrText xml:space="preserve"> PAGEREF _Toc227566906 \h </w:instrText>
         </w:r>
         <w:r>
           <w:rPr>
@@ -1068,7 +1077,7 @@
           <w:lang w:eastAsia="es-CO"/>
         </w:rPr>
       </w:pPr>
-      <w:hyperlink w:anchor="_Toc226615441" w:history="1">
+      <w:hyperlink w:anchor="_Toc227566907" w:history="1">
         <w:r>
           <w:rPr>
             <w:rStyle w:val="Hipervnculo"/>
@@ -1112,7 +1121,7 @@
             <w:noProof/>
             <w:webHidden/>
           </w:rPr>
-          <w:instrText xml:space="preserve"> PAGEREF _Toc226615441 \h </w:instrText>
+          <w:instrText xml:space="preserve"> PAGEREF _Toc227566907 \h </w:instrText>
         </w:r>
         <w:r>
           <w:rPr>
@@ -1158,7 +1167,7 @@
           <w:lang w:eastAsia="es-CO"/>
         </w:rPr>
       </w:pPr>
-      <w:hyperlink w:anchor="_Toc226615442" w:history="1">
+      <w:hyperlink w:anchor="_Toc227566908" w:history="1">
         <w:r>
           <w:rPr>
             <w:rStyle w:val="Hipervnculo"/>
@@ -1202,7 +1211,7 @@
             <w:noProof/>
             <w:webHidden/>
           </w:rPr>
-          <w:instrText xml:space="preserve"> PAGEREF _Toc226615442 \h </w:instrText>
+          <w:instrText xml:space="preserve"> PAGEREF _Toc227566908 \h </w:instrText>
         </w:r>
         <w:r>
           <w:rPr>
@@ -1248,7 +1257,7 @@
           <w:lang w:eastAsia="es-CO"/>
         </w:rPr>
       </w:pPr>
-      <w:hyperlink w:anchor="_Toc226615444" w:history="1">
+      <w:hyperlink w:anchor="_Toc227566910" w:history="1">
         <w:r>
           <w:rPr>
             <w:rStyle w:val="Hipervnculo"/>
@@ -1292,7 +1301,7 @@
             <w:noProof/>
             <w:webHidden/>
           </w:rPr>
-          <w:instrText xml:space="preserve"> PAGEREF _Toc226615444 \h </w:instrText>
+          <w:instrText xml:space="preserve"> PAGEREF _Toc227566910 \h </w:instrText>
         </w:r>
         <w:r>
           <w:rPr>
@@ -1338,7 +1347,7 @@
           <w:lang w:eastAsia="es-CO"/>
         </w:rPr>
       </w:pPr>
-      <w:hyperlink w:anchor="_Toc226615445" w:history="1">
+      <w:hyperlink w:anchor="_Toc227566911" w:history="1">
         <w:r>
           <w:rPr>
             <w:rStyle w:val="Hipervnculo"/>
@@ -1382,7 +1391,7 @@
             <w:noProof/>
             <w:webHidden/>
           </w:rPr>
-          <w:instrText xml:space="preserve"> PAGEREF _Toc226615445 \h </w:instrText>
+          <w:instrText xml:space="preserve"> PAGEREF _Toc227566911 \h </w:instrText>
         </w:r>
         <w:r>
           <w:rPr>
@@ -1428,7 +1437,7 @@
           <w:lang w:eastAsia="es-CO"/>
         </w:rPr>
       </w:pPr>
-      <w:hyperlink w:anchor="_Toc226615446" w:history="1">
+      <w:hyperlink w:anchor="_Toc227566912" w:history="1">
         <w:r>
           <w:rPr>
             <w:rStyle w:val="Hipervnculo"/>
@@ -1472,7 +1481,7 @@
             <w:noProof/>
             <w:webHidden/>
           </w:rPr>
-          <w:instrText xml:space="preserve"> PAGEREF _Toc226615446 \h </w:instrText>
+          <w:instrText xml:space="preserve"> PAGEREF _Toc227566912 \h </w:instrText>
         </w:r>
         <w:r>
           <w:rPr>
@@ -1518,7 +1527,7 @@
           <w:lang w:eastAsia="es-CO"/>
         </w:rPr>
       </w:pPr>
-      <w:hyperlink w:anchor="_Toc226615447" w:history="1">
+      <w:hyperlink w:anchor="_Toc227566913" w:history="1">
         <w:r>
           <w:rPr>
             <w:rStyle w:val="Hipervnculo"/>
@@ -1562,7 +1571,7 @@
             <w:noProof/>
             <w:webHidden/>
           </w:rPr>
-          <w:instrText xml:space="preserve"> PAGEREF _Toc226615447 \h </w:instrText>
+          <w:instrText xml:space="preserve"> PAGEREF _Toc227566913 \h </w:instrText>
         </w:r>
         <w:r>
           <w:rPr>
@@ -1608,7 +1617,7 @@
           <w:lang w:eastAsia="es-CO"/>
         </w:rPr>
       </w:pPr>
-      <w:hyperlink w:anchor="_Toc226615448" w:history="1">
+      <w:hyperlink w:anchor="_Toc227566914" w:history="1">
         <w:r>
           <w:rPr>
             <w:rStyle w:val="Hipervnculo"/>
@@ -1652,7 +1661,7 @@
             <w:noProof/>
             <w:webHidden/>
           </w:rPr>
-          <w:instrText xml:space="preserve"> PAGEREF _Toc226615448 \h </w:instrText>
+          <w:instrText xml:space="preserve"> PAGEREF _Toc227566914 \h </w:instrText>
         </w:r>
         <w:r>
           <w:rPr>
@@ -1697,7 +1706,7 @@
           <w:lang w:eastAsia="es-CO"/>
         </w:rPr>
       </w:pPr>
-      <w:hyperlink w:anchor="_Toc226615449" w:history="1">
+      <w:hyperlink w:anchor="_Toc227566915" w:history="1">
         <w:r>
           <w:rPr>
             <w:rStyle w:val="Hipervnculo"/>
@@ -1724,7 +1733,7 @@
             <w:noProof/>
             <w:webHidden/>
           </w:rPr>
-          <w:instrText xml:space="preserve"> PAGEREF _Toc226615449 \h </w:instrText>
+          <w:instrText xml:space="preserve"> PAGEREF _Toc227566915 \h </w:instrText>
         </w:r>
         <w:r>
           <w:rPr>
@@ -1769,7 +1778,7 @@
           <w:lang w:eastAsia="es-CO"/>
         </w:rPr>
       </w:pPr>
-      <w:hyperlink w:anchor="_Toc226615450" w:history="1">
+      <w:hyperlink w:anchor="_Toc227566916" w:history="1">
         <w:r>
           <w:rPr>
             <w:rStyle w:val="Hipervnculo"/>
@@ -1796,7 +1805,7 @@
             <w:noProof/>
             <w:webHidden/>
           </w:rPr>
-          <w:instrText xml:space="preserve"> PAGEREF _Toc226615450 \h </w:instrText>
+          <w:instrText xml:space="preserve"> PAGEREF _Toc227566916 \h </w:instrText>
         </w:r>
         <w:r>
           <w:rPr>
@@ -1841,7 +1850,7 @@
           <w:lang w:eastAsia="es-CO"/>
         </w:rPr>
       </w:pPr>
-      <w:hyperlink w:anchor="_Toc226615451" w:history="1">
+      <w:hyperlink w:anchor="_Toc227566917" w:history="1">
         <w:r>
           <w:rPr>
             <w:rStyle w:val="Hipervnculo"/>
@@ -1869,7 +1878,7 @@
             <w:noProof/>
             <w:webHidden/>
           </w:rPr>
-          <w:instrText xml:space="preserve"> PAGEREF _Toc226615451 \h </w:instrText>
+          <w:instrText xml:space="preserve"> PAGEREF _Toc227566917 \h </w:instrText>
         </w:r>
         <w:r>
           <w:rPr>
@@ -1914,7 +1923,7 @@
           <w:lang w:eastAsia="es-CO"/>
         </w:rPr>
       </w:pPr>
-      <w:hyperlink w:anchor="_Toc226615452" w:history="1">
+      <w:hyperlink w:anchor="_Toc227566918" w:history="1">
         <w:r>
           <w:rPr>
             <w:rStyle w:val="Hipervnculo"/>
@@ -1941,7 +1950,7 @@
             <w:noProof/>
             <w:webHidden/>
           </w:rPr>
-          <w:instrText xml:space="preserve"> PAGEREF _Toc226615452 \h </w:instrText>
+          <w:instrText xml:space="preserve"> PAGEREF _Toc227566918 \h </w:instrText>
         </w:r>
         <w:r>
           <w:rPr>
@@ -1984,7 +1993,7 @@
         <w:fldChar w:fldCharType="end"/>
       </w:r>
       <w:bookmarkStart w:id="0" w:name="_Toc176443691"/>
-      <w:bookmarkStart w:id="1" w:name="_Toc226615435"/>
+      <w:bookmarkStart w:id="1" w:name="_Toc227566901"/>
       <w:r>
         <w:t>Introducción</w:t>
       </w:r>
@@ -2311,11 +2320,20 @@
       <w:pPr>
         <w:pStyle w:val="Ttulo1"/>
       </w:pPr>
-      <w:bookmarkStart w:id="3" w:name="_Toc226615436"/>
+      <w:bookmarkStart w:id="3" w:name="_Toc227566902"/>
       <w:r>
         <w:lastRenderedPageBreak/>
         <w:t>Cuadro de mando integral</w:t>
       </w:r>
+      <w:r>
+        <w:t xml:space="preserve"> - </w:t>
+      </w:r>
+      <w:r>
+        <w:rPr>
+          <w:rStyle w:val="Extranjerismo"/>
+        </w:rPr>
+        <w:t>Balanced Scorecard</w:t>
+      </w:r>
       <w:bookmarkEnd w:id="3"/>
     </w:p>
     <w:p>
@@ -2368,7 +2386,7 @@
       <w:pPr>
         <w:pStyle w:val="Ttulo2"/>
       </w:pPr>
-      <w:bookmarkStart w:id="4" w:name="_Toc226615437"/>
+      <w:bookmarkStart w:id="4" w:name="_Toc227566903"/>
       <w:r>
         <w:lastRenderedPageBreak/>
         <w:t>Origen y fundamentos del CMI</w:t>
@@ -2731,7 +2749,7 @@
       <w:pPr>
         <w:pStyle w:val="Ttulo2"/>
       </w:pPr>
-      <w:bookmarkStart w:id="5" w:name="_Toc226615438"/>
+      <w:bookmarkStart w:id="5" w:name="_Toc227566904"/>
       <w:r>
         <w:lastRenderedPageBreak/>
         <w:t>Perspectivas</w:t>
@@ -2986,7 +3004,7 @@
       <w:pPr>
         <w:pStyle w:val="Ttulo2"/>
       </w:pPr>
-      <w:bookmarkStart w:id="6" w:name="_Toc226615439"/>
+      <w:bookmarkStart w:id="6" w:name="_Toc227566905"/>
       <w:r>
         <w:t>Mapa estratégico</w:t>
       </w:r>
@@ -4460,7 +4478,7 @@
       <w:pPr>
         <w:pStyle w:val="Ttulo2"/>
       </w:pPr>
-      <w:bookmarkStart w:id="7" w:name="_Toc226615440"/>
+      <w:bookmarkStart w:id="7" w:name="_Toc227566906"/>
       <w:r>
         <w:t>Relación causa-efecto</w:t>
       </w:r>
@@ -4731,7 +4749,7 @@
       <w:pPr>
         <w:pStyle w:val="Ttulo2"/>
       </w:pPr>
-      <w:bookmarkStart w:id="8" w:name="_Toc226615441"/>
+      <w:bookmarkStart w:id="8" w:name="_Toc227566907"/>
       <w:r>
         <w:t>Implementación del CMI</w:t>
       </w:r>
@@ -4954,7 +4972,19 @@
         <w:rPr>
           <w:lang w:eastAsia="es-CO"/>
         </w:rPr>
-        <w:t>Una vez concluidas las cinco fases de implementación, el mapa estratégico permite visualizar de manera integral cómo se articulan los objetivos de cada perspectiva del CMI y cómo las acciones de los niveles inferiores impulsan los resultados de los niveles superiores. La figura 2 ilustra esta estructura de relaciones causa-efecto que fundamenta el modelo:</w:t>
+        <w:t xml:space="preserve">Una vez concluidas las cinco fases de implementación, el mapa estratégico permite visualizar de manera integral cómo se articulan los objetivos de cada perspectiva del CMI y cómo las acciones de los niveles inferiores impulsan los resultados de los niveles superiores. La figura </w:t>
+      </w:r>
+      <w:r>
+        <w:rPr>
+          <w:lang w:eastAsia="es-CO"/>
+        </w:rPr>
+        <w:t>1</w:t>
+      </w:r>
+      <w:r>
+        <w:rPr>
+          <w:lang w:eastAsia="es-CO"/>
+        </w:rPr>
+        <w:t xml:space="preserve"> ilustra esta estructura de relaciones causa-efecto que fundamenta el modelo:</w:t>
       </w:r>
     </w:p>
     <w:p>
@@ -5121,7 +5151,7 @@
       <w:pPr>
         <w:pStyle w:val="Ttulo1"/>
       </w:pPr>
-      <w:bookmarkStart w:id="9" w:name="_Toc226615442"/>
+      <w:bookmarkStart w:id="9" w:name="_Toc227566908"/>
       <w:r>
         <w:lastRenderedPageBreak/>
         <w:t>Análisis, seguimiento y toma de decisiones</w:t>
@@ -5226,6 +5256,7 @@
       <w:bookmarkStart w:id="15" w:name="_Toc226461800"/>
       <w:bookmarkStart w:id="16" w:name="_Toc226461818"/>
       <w:bookmarkStart w:id="17" w:name="_Toc226615443"/>
+      <w:bookmarkStart w:id="18" w:name="_Toc227566909"/>
       <w:bookmarkEnd w:id="10"/>
       <w:bookmarkEnd w:id="11"/>
       <w:bookmarkEnd w:id="12"/>
@@ -5234,16 +5265,17 @@
       <w:bookmarkEnd w:id="15"/>
       <w:bookmarkEnd w:id="16"/>
       <w:bookmarkEnd w:id="17"/>
+      <w:bookmarkEnd w:id="18"/>
     </w:p>
     <w:p>
       <w:pPr>
         <w:pStyle w:val="Ttulo2"/>
       </w:pPr>
-      <w:bookmarkStart w:id="18" w:name="_Toc226615444"/>
+      <w:bookmarkStart w:id="19" w:name="_Toc227566910"/>
       <w:r>
         <w:t>Análisis de resultados</w:t>
       </w:r>
-      <w:bookmarkEnd w:id="18"/>
+      <w:bookmarkEnd w:id="19"/>
     </w:p>
     <w:p>
       <w:pPr>
@@ -6105,12 +6137,12 @@
       <w:pPr>
         <w:pStyle w:val="Ttulo2"/>
       </w:pPr>
-      <w:bookmarkStart w:id="19" w:name="_Toc226615445"/>
+      <w:bookmarkStart w:id="20" w:name="_Toc227566911"/>
       <w:r>
         <w:lastRenderedPageBreak/>
         <w:t>Tableros de control</w:t>
       </w:r>
-      <w:bookmarkEnd w:id="19"/>
+      <w:bookmarkEnd w:id="20"/>
     </w:p>
     <w:p>
       <w:pPr>
@@ -7442,11 +7474,11 @@
       <w:pPr>
         <w:pStyle w:val="Ttulo2"/>
       </w:pPr>
-      <w:bookmarkStart w:id="20" w:name="_Toc226615446"/>
+      <w:bookmarkStart w:id="21" w:name="_Toc227566912"/>
       <w:r>
         <w:t>Identificación de desviaciones</w:t>
       </w:r>
-      <w:bookmarkEnd w:id="20"/>
+      <w:bookmarkEnd w:id="21"/>
     </w:p>
     <w:p>
       <w:pPr>
@@ -8611,12 +8643,12 @@
       <w:pPr>
         <w:pStyle w:val="Ttulo2"/>
       </w:pPr>
-      <w:bookmarkStart w:id="21" w:name="_Toc226615447"/>
+      <w:bookmarkStart w:id="22" w:name="_Toc227566913"/>
       <w:r>
         <w:lastRenderedPageBreak/>
         <w:t>Planes de acción y mejora continua</w:t>
       </w:r>
-      <w:bookmarkEnd w:id="21"/>
+      <w:bookmarkEnd w:id="22"/>
     </w:p>
     <w:p>
       <w:pPr>
@@ -10107,11 +10139,11 @@
       <w:pPr>
         <w:pStyle w:val="Ttulo2"/>
       </w:pPr>
-      <w:bookmarkStart w:id="22" w:name="_Toc226615448"/>
+      <w:bookmarkStart w:id="23" w:name="_Toc227566914"/>
       <w:r>
         <w:t>Indicadores estratégicos para la toma de decisiones</w:t>
       </w:r>
-      <w:bookmarkEnd w:id="22"/>
+      <w:bookmarkEnd w:id="23"/>
     </w:p>
     <w:p>
       <w:pPr>
@@ -10760,12 +10792,12 @@
       <w:pPr>
         <w:pStyle w:val="Titulosgenerales"/>
       </w:pPr>
-      <w:bookmarkStart w:id="23" w:name="_Toc226615449"/>
+      <w:bookmarkStart w:id="24" w:name="_Toc227566915"/>
       <w:r>
         <w:lastRenderedPageBreak/>
         <w:t>Síntesis</w:t>
       </w:r>
-      <w:bookmarkEnd w:id="23"/>
+      <w:bookmarkEnd w:id="24"/>
     </w:p>
     <w:p>
       <w:pPr>
@@ -10865,14 +10897,14 @@
       <w:pPr>
         <w:pStyle w:val="Titulosgenerales"/>
       </w:pPr>
-      <w:bookmarkStart w:id="24" w:name="_Toc176443725"/>
-      <w:bookmarkStart w:id="25" w:name="_Toc226615450"/>
+      <w:bookmarkStart w:id="25" w:name="_Toc176443725"/>
+      <w:bookmarkStart w:id="26" w:name="_Toc227566916"/>
       <w:r>
         <w:lastRenderedPageBreak/>
         <w:t>Glosario</w:t>
       </w:r>
-      <w:bookmarkEnd w:id="24"/>
       <w:bookmarkEnd w:id="25"/>
+      <w:bookmarkEnd w:id="26"/>
     </w:p>
     <w:p>
       <w:pPr>
@@ -11088,8 +11120,8 @@
           <w:lang w:val="es-MX"/>
         </w:rPr>
       </w:pPr>
-      <w:bookmarkStart w:id="26" w:name="_Toc176443726"/>
-      <w:bookmarkStart w:id="27" w:name="_Toc226615451"/>
+      <w:bookmarkStart w:id="27" w:name="_Toc176443726"/>
+      <w:bookmarkStart w:id="28" w:name="_Toc227566917"/>
       <w:r>
         <w:rPr>
           <w:lang w:val="es-MX"/>
@@ -11097,8 +11129,8 @@
         <w:lastRenderedPageBreak/>
         <w:t>Referencias bibliográficas</w:t>
       </w:r>
-      <w:bookmarkEnd w:id="26"/>
       <w:bookmarkEnd w:id="27"/>
+      <w:bookmarkEnd w:id="28"/>
     </w:p>
     <w:p>
       <w:pPr>
@@ -11546,14 +11578,14 @@
       <w:pPr>
         <w:pStyle w:val="Titulosgenerales"/>
       </w:pPr>
-      <w:bookmarkStart w:id="28" w:name="_Toc176443727"/>
-      <w:bookmarkStart w:id="29" w:name="_Toc226615452"/>
+      <w:bookmarkStart w:id="29" w:name="_Toc176443727"/>
+      <w:bookmarkStart w:id="30" w:name="_Toc227566918"/>
       <w:r>
         <w:lastRenderedPageBreak/>
         <w:t>Créditos</w:t>
       </w:r>
-      <w:bookmarkEnd w:id="28"/>
       <w:bookmarkEnd w:id="29"/>
+      <w:bookmarkEnd w:id="30"/>
     </w:p>
     <w:tbl>
       <w:tblPr>
@@ -11583,7 +11615,7 @@
                 <w:lang w:val="es-419"/>
               </w:rPr>
             </w:pPr>
-            <w:bookmarkStart w:id="30" w:name="_Hlk154833079"/>
+            <w:bookmarkStart w:id="31" w:name="_Hlk154833079"/>
             <w:r>
               <w:rPr>
                 <w:lang w:val="es-419"/>
@@ -12057,7 +12089,7 @@
           </w:p>
         </w:tc>
       </w:tr>
-      <w:bookmarkEnd w:id="30"/>
+      <w:bookmarkEnd w:id="31"/>
     </w:tbl>
     <w:p>
       <w:pPr>
@@ -15604,8 +15636,8 @@
   <w:abstractNum w:abstractNumId="31" w15:restartNumberingAfterBreak="0">
     <w:nsid w:val="743558E5"/>
     <w:multiLevelType w:val="hybridMultilevel"/>
-    <w:tmpl w:val="BBA2D5F6"/>
-    <w:lvl w:ilvl="0" w:tplc="BCE6392E">
+    <w:tmpl w:val="DC426D42"/>
+    <w:lvl w:ilvl="0" w:tplc="183E4B3A">
       <w:start w:val="1"/>
       <w:numFmt w:val="decimal"/>
       <w:pStyle w:val="Figura"/>
@@ -17176,7 +17208,7 @@
     <w:link w:val="FiguraCar"/>
     <w:autoRedefine/>
     <w:qFormat/>
-    <w:rsid w:val="008D4636"/>
+    <w:rsid w:val="005E20DD"/>
     <w:pPr>
       <w:numPr>
         <w:numId w:val="6"/>
@@ -17184,7 +17216,6 @@
       <w:tabs>
         <w:tab w:val="left" w:pos="1134"/>
       </w:tabs>
-      <w:jc w:val="center"/>
     </w:pPr>
     <w:rPr>
       <w:rFonts w:cs="Times New Roman (Cuerpo en alfa"/>
@@ -17199,7 +17230,7 @@
     <w:name w:val="Figura Car"/>
     <w:basedOn w:val="Fuentedeprrafopredeter"/>
     <w:link w:val="Figura"/>
-    <w:rsid w:val="008D4636"/>
+    <w:rsid w:val="005E20DD"/>
     <w:rPr>
       <w:rFonts w:cs="Times New Roman (Cuerpo en alfa"/>
       <w:bCs/>
@@ -18509,13 +18540,13 @@
 </file>
 
 <file path=customXml/itemProps2.xml><?xml version="1.0" encoding="utf-8"?>
-<ds:datastoreItem xmlns:ds="http://schemas.openxmlformats.org/officeDocument/2006/customXml" ds:itemID="{59BCE60B-D881-430A-B5B6-E5EF1BA98AF2}"/>
+<ds:datastoreItem xmlns:ds="http://schemas.openxmlformats.org/officeDocument/2006/customXml" ds:itemID="{7C35DEFA-1E58-474C-95FA-4A1D50B2BA96}"/>
 </file>
 
 <file path=customXml/itemProps3.xml><?xml version="1.0" encoding="utf-8"?>
-<ds:datastoreItem xmlns:ds="http://schemas.openxmlformats.org/officeDocument/2006/customXml" ds:itemID="{CB7CFE7A-6152-49CB-8402-D5DD9C3E6096}"/>
+<ds:datastoreItem xmlns:ds="http://schemas.openxmlformats.org/officeDocument/2006/customXml" ds:itemID="{8217F3E3-0F81-4653-8452-C44247853FE1}"/>
 </file>
 
 <file path=customXml/itemProps4.xml><?xml version="1.0" encoding="utf-8"?>
-<ds:datastoreItem xmlns:ds="http://schemas.openxmlformats.org/officeDocument/2006/customXml" ds:itemID="{17CC6E24-A758-45E6-8952-7BE1DF23AC1C}"/>
+<ds:datastoreItem xmlns:ds="http://schemas.openxmlformats.org/officeDocument/2006/customXml" ds:itemID="{BD52D827-E41B-43B4-A3E8-6B17F2803E7E}"/>
 </file>
--- a/fuentes/CFA2_12210024_DU.docx
+++ b/fuentes/CFA2_12210024_DU.docx
@@ -1,6 +1,6 @@
 
 <file path=word/document.xml><?xml version="1.0" encoding="utf-8"?>
-<w:document xmlns:wpc="http://schemas.microsoft.com/office/word/2010/wordprocessingCanvas" xmlns:cx="http://schemas.microsoft.com/office/drawing/2014/chartex" xmlns:cx1="http://schemas.microsoft.com/office/drawing/2015/9/8/chartex" xmlns:cx2="http://schemas.microsoft.com/office/drawing/2015/10/21/chartex" xmlns:cx3="http://schemas.microsoft.com/office/drawing/2016/5/9/chartex" xmlns:cx4="http://schemas.microsoft.com/office/drawing/2016/5/10/chartex" xmlns:cx5="http://schemas.microsoft.com/office/drawing/2016/5/11/chartex" xmlns:cx6="http://schemas.microsoft.com/office/drawing/2016/5/12/chartex" xmlns:cx7="http://schemas.microsoft.com/office/drawing/2016/5/13/chartex" xmlns:cx8="http://schemas.microsoft.com/office/drawing/2016/5/14/chartex" xmlns:mc="http://schemas.openxmlformats.org/markup-compatibility/2006" xmlns:aink="http://schemas.microsoft.com/office/drawing/2016/ink" xmlns:am3d="http://schemas.microsoft.com/office/drawing/2017/model3d" xmlns:o="urn:schemas-microsoft-com:office:office" xmlns:r="http://schemas.openxmlformats.org/officeDocument/2006/relationships" xmlns:m="http://schemas.openxmlformats.org/officeDocument/2006/math" xmlns:v="urn:schemas-microsoft-com:vml" xmlns:wp14="http://schemas.microsoft.com/office/word/2010/wordprocessingDrawing" xmlns:wp="http://schemas.openxmlformats.org/drawingml/2006/wordprocessingDrawing" xmlns:w10="urn:schemas-microsoft-com:office:word" xmlns:w="http://schemas.openxmlformats.org/wordprocessingml/2006/main" xmlns:w14="http://schemas.microsoft.com/office/word/2010/wordml" xmlns:w15="http://schemas.microsoft.com/office/word/2012/wordml" xmlns:w16cex="http://schemas.microsoft.com/office/word/2018/wordml/cex" xmlns:w16cid="http://schemas.microsoft.com/office/word/2016/wordml/cid" xmlns:w16="http://schemas.microsoft.com/office/word/2018/wordml" xmlns:w16se="http://schemas.microsoft.com/office/word/2015/wordml/symex" xmlns:wpg="http://schemas.microsoft.com/office/word/2010/wordprocessingGroup" xmlns:wpi="http://schemas.microsoft.com/office/word/2010/wordprocessingInk" xmlns:wne="http://schemas.microsoft.com/office/word/2006/wordml" xmlns:wps="http://schemas.microsoft.com/office/word/2010/wordprocessingShape" mc:Ignorable="w14 w15 w16se w16cid w16 w16cex wp14">
+<w:document xmlns:wpc="http://schemas.microsoft.com/office/word/2010/wordprocessingCanvas" xmlns:cx="http://schemas.microsoft.com/office/drawing/2014/chartex" xmlns:cx1="http://schemas.microsoft.com/office/drawing/2015/9/8/chartex" xmlns:cx2="http://schemas.microsoft.com/office/drawing/2015/10/21/chartex" xmlns:cx3="http://schemas.microsoft.com/office/drawing/2016/5/9/chartex" xmlns:cx4="http://schemas.microsoft.com/office/drawing/2016/5/10/chartex" xmlns:cx5="http://schemas.microsoft.com/office/drawing/2016/5/11/chartex" xmlns:cx6="http://schemas.microsoft.com/office/drawing/2016/5/12/chartex" xmlns:cx7="http://schemas.microsoft.com/office/drawing/2016/5/13/chartex" xmlns:cx8="http://schemas.microsoft.com/office/drawing/2016/5/14/chartex" xmlns:mc="http://schemas.openxmlformats.org/markup-compatibility/2006" xmlns:aink="http://schemas.microsoft.com/office/drawing/2016/ink" xmlns:am3d="http://schemas.microsoft.com/office/drawing/2017/model3d" xmlns:o="urn:schemas-microsoft-com:office:office" xmlns:r="http://schemas.openxmlformats.org/officeDocument/2006/relationships" xmlns:m="http://schemas.openxmlformats.org/officeDocument/2006/math" xmlns:v="urn:schemas-microsoft-com:vml" xmlns:wp14="http://schemas.microsoft.com/office/word/2010/wordprocessingDrawing" xmlns:wp="http://schemas.openxmlformats.org/drawingml/2006/wordprocessingDrawing" xmlns:w10="urn:schemas-microsoft-com:office:word" xmlns:w="http://schemas.openxmlformats.org/wordprocessingml/2006/main" xmlns:w14="http://schemas.microsoft.com/office/word/2010/wordml" xmlns:w15="http://schemas.microsoft.com/office/word/2012/wordml" xmlns:w16cex="http://schemas.microsoft.com/office/word/2018/wordml/cex" xmlns:w16cid="http://schemas.microsoft.com/office/word/2016/wordml/cid" xmlns:w16="http://schemas.microsoft.com/office/word/2018/wordml" xmlns:w16sdtdh="http://schemas.microsoft.com/office/word/2020/wordml/sdtdatahash" xmlns:w16se="http://schemas.microsoft.com/office/word/2015/wordml/symex" xmlns:wpg="http://schemas.microsoft.com/office/word/2010/wordprocessingGroup" xmlns:wpi="http://schemas.microsoft.com/office/word/2010/wordprocessingInk" xmlns:wne="http://schemas.microsoft.com/office/word/2006/wordml" xmlns:wps="http://schemas.microsoft.com/office/word/2010/wordprocessingShape" mc:Ignorable="w14 w15 w16se w16cid w16 w16cex w16sdtdh wp14">
   <w:body>
     <w:p>
       <w:r>
@@ -213,7 +213,7 @@
               </wp:anchor>
             </w:drawing>
           </mc:Choice>
-          <mc:Fallback xmlns:w16sdtdh="http://schemas.microsoft.com/office/word/2020/wordml/sdtdatahash">
+          <mc:Fallback>
             <w:pict>
               <v:rect w14:anchorId="5C6229C9" id="Rectángulo 4" o:spid="_x0000_s1026" style="position:absolute;margin-left:-55.7pt;margin-top:29pt;width:613.85pt;height:204pt;z-index:-251659776;visibility:visible;mso-wrap-style:square;mso-width-percent:0;mso-height-percent:0;mso-wrap-distance-left:9pt;mso-wrap-distance-top:0;mso-wrap-distance-right:9pt;mso-wrap-distance-bottom:0;mso-position-horizontal:absolute;mso-position-horizontal-relative:text;mso-position-vertical:absolute;mso-position-vertical-relative:text;mso-width-percent:0;mso-height-percent:0;mso-width-relative:page;mso-height-relative:margin;v-text-anchor:middle" o:gfxdata="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" fillcolor="#00314d" stroked="f" strokeweight="1pt"/>
             </w:pict>
@@ -3039,21 +3039,7 @@
           <w:lang w:eastAsia="es-CO"/>
         </w:rPr>
         <w:lastRenderedPageBreak/>
-        <w:t>generan y facilita el aprendizaje organizacional, especialmente en entornos de alta variabilidad (</w:t>
-      </w:r>
-      <w:proofErr w:type="spellStart"/>
-      <w:r>
-        <w:rPr>
-          <w:lang w:eastAsia="es-CO"/>
-        </w:rPr>
-        <w:t>Savkín</w:t>
-      </w:r>
-      <w:proofErr w:type="spellEnd"/>
-      <w:r>
-        <w:rPr>
-          <w:lang w:eastAsia="es-CO"/>
-        </w:rPr>
-        <w:t>, 2019).</w:t>
+        <w:t>generan y facilita el aprendizaje organizacional, especialmente en entornos de alta variabilidad (Savkín, 2019).</w:t>
       </w:r>
     </w:p>
     <w:p>
@@ -3393,21 +3379,7 @@
         <w:rPr>
           <w:lang w:eastAsia="es-CO"/>
         </w:rPr>
-        <w:t>La aplicación de estos ocho pasos permite construir un mapa estratégico claro, coherente y visualmente comprensible para todos los niveles de la organización. Su fortaleza radica en que no solo comunica la estrategia, sino que la hace accionable al vincular cada objetivo con indicadores medibles y planes de acción específicos (</w:t>
-      </w:r>
-      <w:proofErr w:type="spellStart"/>
-      <w:r>
-        <w:rPr>
-          <w:lang w:eastAsia="es-CO"/>
-        </w:rPr>
-        <w:t>Savkín</w:t>
-      </w:r>
-      <w:proofErr w:type="spellEnd"/>
-      <w:r>
-        <w:rPr>
-          <w:lang w:eastAsia="es-CO"/>
-        </w:rPr>
-        <w:t xml:space="preserve">, 2019). </w:t>
+        <w:t xml:space="preserve">La aplicación de estos ocho pasos permite construir un mapa estratégico claro, coherente y visualmente comprensible para todos los niveles de la organización. Su fortaleza radica en que no solo comunica la estrategia, sino que la hace accionable al vincular cada objetivo con indicadores medibles y planes de acción específicos (Savkín, 2019). </w:t>
       </w:r>
     </w:p>
     <w:p>
@@ -3562,21 +3534,7 @@
         <w:rPr>
           <w:lang w:eastAsia="es-CO"/>
         </w:rPr>
-        <w:t xml:space="preserve">se establecen a fin de verificar el cumplimiento de objetivos y </w:t>
-      </w:r>
-      <w:proofErr w:type="gramStart"/>
-      <w:r>
-        <w:rPr>
-          <w:lang w:eastAsia="es-CO"/>
-        </w:rPr>
-        <w:t>metas</w:t>
-      </w:r>
-      <w:proofErr w:type="gramEnd"/>
-      <w:r>
-        <w:rPr>
-          <w:lang w:eastAsia="es-CO"/>
-        </w:rPr>
-        <w:t xml:space="preserve"> así como el alcance de los resultados propuestos e inducir ajustes a metas o trayectorias de implementación (evaluación del desempeño institucional).</w:t>
+        <w:t>se establecen a fin de verificar el cumplimiento de objetivos y metas así como el alcance de los resultados propuestos e inducir ajustes a metas o trayectorias de implementación (evaluación del desempeño institucional).</w:t>
       </w:r>
     </w:p>
     <w:p>
@@ -4597,21 +4555,7 @@
         <w:rPr>
           <w:lang w:eastAsia="es-CO"/>
         </w:rPr>
-        <w:t>Esta relación se visualiza en el mapa estratégico, que permite rastrear y medir cómo los indicadores de actuación o causas impulsan los resultados o efectos, facilitando la comprensión de la estrategia en todos los niveles de la organización (</w:t>
-      </w:r>
-      <w:proofErr w:type="spellStart"/>
-      <w:r>
-        <w:rPr>
-          <w:lang w:eastAsia="es-CO"/>
-        </w:rPr>
-        <w:t>Savkín</w:t>
-      </w:r>
-      <w:proofErr w:type="spellEnd"/>
-      <w:r>
-        <w:rPr>
-          <w:lang w:eastAsia="es-CO"/>
-        </w:rPr>
-        <w:t>, 2019).</w:t>
+        <w:t>Esta relación se visualiza en el mapa estratégico, que permite rastrear y medir cómo los indicadores de actuación o causas impulsan los resultados o efectos, facilitando la comprensión de la estrategia en todos los niveles de la organización (Savkín, 2019).</w:t>
       </w:r>
     </w:p>
     <w:p>
@@ -4708,21 +4652,7 @@
           <w:lang w:eastAsia="es-CO"/>
         </w:rPr>
         <w:lastRenderedPageBreak/>
-        <w:t>resultados y se promueve el compromiso de todos los niveles jerárquicos con la estrategia institucional (</w:t>
-      </w:r>
-      <w:proofErr w:type="spellStart"/>
-      <w:r>
-        <w:rPr>
-          <w:lang w:eastAsia="es-CO"/>
-        </w:rPr>
-        <w:t>Savkín</w:t>
-      </w:r>
-      <w:proofErr w:type="spellEnd"/>
-      <w:r>
-        <w:rPr>
-          <w:lang w:eastAsia="es-CO"/>
-        </w:rPr>
-        <w:t>, 2019).</w:t>
+        <w:t>resultados y se promueve el compromiso de todos los niveles jerárquicos con la estrategia institucional (Savkín, 2019).</w:t>
       </w:r>
     </w:p>
     <w:p>
@@ -5066,21 +4996,7 @@
         <w:rPr>
           <w:lang w:eastAsia="es-CO"/>
         </w:rPr>
-        <w:t xml:space="preserve">Fuente: adaptado de </w:t>
-      </w:r>
-      <w:proofErr w:type="spellStart"/>
-      <w:r>
-        <w:rPr>
-          <w:lang w:eastAsia="es-CO"/>
-        </w:rPr>
-        <w:t>Ghiglione</w:t>
-      </w:r>
-      <w:proofErr w:type="spellEnd"/>
-      <w:r>
-        <w:rPr>
-          <w:lang w:eastAsia="es-CO"/>
-        </w:rPr>
-        <w:t xml:space="preserve"> (2021, p. 92)</w:t>
+        <w:t>Fuente: adaptado de Ghiglione (2021, p. 92)</w:t>
       </w:r>
     </w:p>
     <w:p>
@@ -5168,35 +5084,7 @@
         <w:rPr>
           <w:lang w:eastAsia="es-CO"/>
         </w:rPr>
-        <w:t xml:space="preserve">La implementación del CMI no concluye con el diseño de indicadores y la construcción del mapa estratégico; su verdadero valor se manifiesta en la capacidad de la organización para analizar, hacer seguimiento y tomar decisiones a partir de la información que el modelo genera. Este segundo componente del </w:t>
-      </w:r>
-      <w:proofErr w:type="spellStart"/>
-      <w:r>
-        <w:rPr>
-          <w:lang w:eastAsia="es-CO"/>
-        </w:rPr>
-        <w:t>Balanced</w:t>
-      </w:r>
-      <w:proofErr w:type="spellEnd"/>
-      <w:r>
-        <w:rPr>
-          <w:lang w:eastAsia="es-CO"/>
-        </w:rPr>
-        <w:t xml:space="preserve"> </w:t>
-      </w:r>
-      <w:proofErr w:type="spellStart"/>
-      <w:r>
-        <w:rPr>
-          <w:lang w:eastAsia="es-CO"/>
-        </w:rPr>
-        <w:t>Scorecard</w:t>
-      </w:r>
-      <w:proofErr w:type="spellEnd"/>
-      <w:r>
-        <w:rPr>
-          <w:lang w:eastAsia="es-CO"/>
-        </w:rPr>
-        <w:t xml:space="preserve"> convierte los datos obtenidos en cada perspectiva en insumos concretos para evaluar el desempeño organizacional y ajustar la estrategia cuando los resultados se desvían de lo planeado. Sin este proceso de análisis continuo, el modelo se reduciría a un ejercicio de medición sin impacto real en la gestión.</w:t>
+        <w:t>La implementación del CMI no concluye con el diseño de indicadores y la construcción del mapa estratégico; su verdadero valor se manifiesta en la capacidad de la organización para analizar, hacer seguimiento y tomar decisiones a partir de la información que el modelo genera. Este segundo componente del Balanced Scorecard convierte los datos obtenidos en cada perspectiva en insumos concretos para evaluar el desempeño organizacional y ajustar la estrategia cuando los resultados se desvían de lo planeado. Sin este proceso de análisis continuo, el modelo se reduciría a un ejercicio de medición sin impacto real en la gestión.</w:t>
       </w:r>
     </w:p>
     <w:p>
@@ -10972,18 +10860,8 @@
           <w:b/>
           <w:bCs/>
         </w:rPr>
-        <w:t xml:space="preserve">Balanced </w:t>
-      </w:r>
-      <w:proofErr w:type="spellStart"/>
-      <w:r>
-        <w:rPr>
-          <w:rStyle w:val="Extranjerismo"/>
-          <w:b/>
-          <w:bCs/>
-        </w:rPr>
-        <w:t>ScoreCard</w:t>
-      </w:r>
-      <w:proofErr w:type="spellEnd"/>
+        <w:t>Balanced ScoreCard</w:t>
+      </w:r>
       <w:r>
         <w:rPr>
           <w:b/>
@@ -11151,19 +11029,11 @@
           <w:lang w:val="es-MX" w:eastAsia="es-CO"/>
         </w:rPr>
       </w:pPr>
-      <w:proofErr w:type="spellStart"/>
       <w:r>
         <w:rPr>
           <w:lang w:val="es-MX" w:eastAsia="es-CO"/>
         </w:rPr>
-        <w:t>Ghiglione</w:t>
-      </w:r>
-      <w:proofErr w:type="spellEnd"/>
-      <w:r>
-        <w:rPr>
-          <w:lang w:val="es-MX" w:eastAsia="es-CO"/>
-        </w:rPr>
-        <w:t xml:space="preserve">, F. A. (2021). El Cuadro de Mando Integral como herramienta de eficiencia en la gestión empresarial. Ciencias Administrativas, 9(18), 88–96. </w:t>
+        <w:t xml:space="preserve">Ghiglione, F. A. (2021). El Cuadro de Mando Integral como herramienta de eficiencia en la gestión empresarial. Ciencias Administrativas, 9(18), 88–96. </w:t>
       </w:r>
       <w:hyperlink r:id="rId14" w:history="1">
         <w:r>
@@ -11211,251 +11081,33 @@
         <w:rPr>
           <w:lang w:val="es-MX" w:eastAsia="es-CO"/>
         </w:rPr>
-        <w:t xml:space="preserve">Kaplan, R. S. y Norton, D. P. (2001). </w:t>
-      </w:r>
-      <w:proofErr w:type="spellStart"/>
-      <w:r>
+        <w:t>Kaplan, R. S. y Norton, D. P. (2001). Strategy-focused organization: How balanced scorecard companies thrive in the new business environment. Harvard Business School Press.</w:t>
+      </w:r>
+    </w:p>
+    <w:p>
+      <w:pPr>
         <w:rPr>
           <w:lang w:val="es-MX" w:eastAsia="es-CO"/>
         </w:rPr>
-        <w:t>Strategy-focused</w:t>
-      </w:r>
-      <w:proofErr w:type="spellEnd"/>
+      </w:pPr>
       <w:r>
         <w:rPr>
           <w:lang w:val="es-MX" w:eastAsia="es-CO"/>
         </w:rPr>
-        <w:t xml:space="preserve"> </w:t>
-      </w:r>
-      <w:proofErr w:type="spellStart"/>
-      <w:r>
+        <w:t>Savkín, A. (2019). Aprendiendo del mapa estratégico Tesco y del Cuadro de Mando. BSC Designer.</w:t>
+      </w:r>
+    </w:p>
+    <w:p>
+      <w:pPr>
         <w:rPr>
           <w:lang w:val="es-MX" w:eastAsia="es-CO"/>
         </w:rPr>
-        <w:t>organization</w:t>
-      </w:r>
-      <w:proofErr w:type="spellEnd"/>
+      </w:pPr>
       <w:r>
         <w:rPr>
           <w:lang w:val="es-MX" w:eastAsia="es-CO"/>
         </w:rPr>
-        <w:t xml:space="preserve">: </w:t>
-      </w:r>
-      <w:proofErr w:type="spellStart"/>
-      <w:r>
-        <w:rPr>
-          <w:lang w:val="es-MX" w:eastAsia="es-CO"/>
-        </w:rPr>
-        <w:t>How</w:t>
-      </w:r>
-      <w:proofErr w:type="spellEnd"/>
-      <w:r>
-        <w:rPr>
-          <w:lang w:val="es-MX" w:eastAsia="es-CO"/>
-        </w:rPr>
-        <w:t xml:space="preserve"> </w:t>
-      </w:r>
-      <w:proofErr w:type="spellStart"/>
-      <w:r>
-        <w:rPr>
-          <w:lang w:val="es-MX" w:eastAsia="es-CO"/>
-        </w:rPr>
-        <w:t>balanced</w:t>
-      </w:r>
-      <w:proofErr w:type="spellEnd"/>
-      <w:r>
-        <w:rPr>
-          <w:lang w:val="es-MX" w:eastAsia="es-CO"/>
-        </w:rPr>
-        <w:t xml:space="preserve"> </w:t>
-      </w:r>
-      <w:proofErr w:type="spellStart"/>
-      <w:r>
-        <w:rPr>
-          <w:lang w:val="es-MX" w:eastAsia="es-CO"/>
-        </w:rPr>
-        <w:t>scorecard</w:t>
-      </w:r>
-      <w:proofErr w:type="spellEnd"/>
-      <w:r>
-        <w:rPr>
-          <w:lang w:val="es-MX" w:eastAsia="es-CO"/>
-        </w:rPr>
-        <w:t xml:space="preserve"> </w:t>
-      </w:r>
-      <w:proofErr w:type="spellStart"/>
-      <w:r>
-        <w:rPr>
-          <w:lang w:val="es-MX" w:eastAsia="es-CO"/>
-        </w:rPr>
-        <w:t>companies</w:t>
-      </w:r>
-      <w:proofErr w:type="spellEnd"/>
-      <w:r>
-        <w:rPr>
-          <w:lang w:val="es-MX" w:eastAsia="es-CO"/>
-        </w:rPr>
-        <w:t xml:space="preserve"> </w:t>
-      </w:r>
-      <w:proofErr w:type="spellStart"/>
-      <w:r>
-        <w:rPr>
-          <w:lang w:val="es-MX" w:eastAsia="es-CO"/>
-        </w:rPr>
-        <w:t>thrive</w:t>
-      </w:r>
-      <w:proofErr w:type="spellEnd"/>
-      <w:r>
-        <w:rPr>
-          <w:lang w:val="es-MX" w:eastAsia="es-CO"/>
-        </w:rPr>
-        <w:t xml:space="preserve"> in </w:t>
-      </w:r>
-      <w:proofErr w:type="spellStart"/>
-      <w:r>
-        <w:rPr>
-          <w:lang w:val="es-MX" w:eastAsia="es-CO"/>
-        </w:rPr>
-        <w:t>the</w:t>
-      </w:r>
-      <w:proofErr w:type="spellEnd"/>
-      <w:r>
-        <w:rPr>
-          <w:lang w:val="es-MX" w:eastAsia="es-CO"/>
-        </w:rPr>
-        <w:t xml:space="preserve"> new </w:t>
-      </w:r>
-      <w:proofErr w:type="spellStart"/>
-      <w:r>
-        <w:rPr>
-          <w:lang w:val="es-MX" w:eastAsia="es-CO"/>
-        </w:rPr>
-        <w:t>business</w:t>
-      </w:r>
-      <w:proofErr w:type="spellEnd"/>
-      <w:r>
-        <w:rPr>
-          <w:lang w:val="es-MX" w:eastAsia="es-CO"/>
-        </w:rPr>
-        <w:t xml:space="preserve"> </w:t>
-      </w:r>
-      <w:proofErr w:type="spellStart"/>
-      <w:r>
-        <w:rPr>
-          <w:lang w:val="es-MX" w:eastAsia="es-CO"/>
-        </w:rPr>
-        <w:t>environment</w:t>
-      </w:r>
-      <w:proofErr w:type="spellEnd"/>
-      <w:r>
-        <w:rPr>
-          <w:lang w:val="es-MX" w:eastAsia="es-CO"/>
-        </w:rPr>
-        <w:t xml:space="preserve">. Harvard Business </w:t>
-      </w:r>
-      <w:proofErr w:type="spellStart"/>
-      <w:r>
-        <w:rPr>
-          <w:lang w:val="es-MX" w:eastAsia="es-CO"/>
-        </w:rPr>
-        <w:t>School</w:t>
-      </w:r>
-      <w:proofErr w:type="spellEnd"/>
-      <w:r>
-        <w:rPr>
-          <w:lang w:val="es-MX" w:eastAsia="es-CO"/>
-        </w:rPr>
-        <w:t xml:space="preserve"> </w:t>
-      </w:r>
-      <w:proofErr w:type="spellStart"/>
-      <w:r>
-        <w:rPr>
-          <w:lang w:val="es-MX" w:eastAsia="es-CO"/>
-        </w:rPr>
-        <w:t>Press</w:t>
-      </w:r>
-      <w:proofErr w:type="spellEnd"/>
-      <w:r>
-        <w:rPr>
-          <w:lang w:val="es-MX" w:eastAsia="es-CO"/>
-        </w:rPr>
-        <w:t>.</w:t>
-      </w:r>
-    </w:p>
-    <w:p>
-      <w:pPr>
-        <w:rPr>
-          <w:lang w:val="es-MX" w:eastAsia="es-CO"/>
-        </w:rPr>
-      </w:pPr>
-      <w:proofErr w:type="spellStart"/>
-      <w:r>
-        <w:rPr>
-          <w:lang w:val="es-MX" w:eastAsia="es-CO"/>
-        </w:rPr>
-        <w:t>Savkín</w:t>
-      </w:r>
-      <w:proofErr w:type="spellEnd"/>
-      <w:r>
-        <w:rPr>
-          <w:lang w:val="es-MX" w:eastAsia="es-CO"/>
-        </w:rPr>
-        <w:t xml:space="preserve">, A. (2019). Aprendiendo del mapa estratégico Tesco y del Cuadro de Mando. BSC </w:t>
-      </w:r>
-      <w:proofErr w:type="spellStart"/>
-      <w:r>
-        <w:rPr>
-          <w:lang w:val="es-MX" w:eastAsia="es-CO"/>
-        </w:rPr>
-        <w:t>Designer</w:t>
-      </w:r>
-      <w:proofErr w:type="spellEnd"/>
-      <w:r>
-        <w:rPr>
-          <w:lang w:val="es-MX" w:eastAsia="es-CO"/>
-        </w:rPr>
-        <w:t>.</w:t>
-      </w:r>
-    </w:p>
-    <w:p>
-      <w:pPr>
-        <w:rPr>
-          <w:lang w:val="es-MX" w:eastAsia="es-CO"/>
-        </w:rPr>
-      </w:pPr>
-      <w:r>
-        <w:rPr>
-          <w:lang w:val="es-MX" w:eastAsia="es-CO"/>
-        </w:rPr>
-        <w:t xml:space="preserve">SENA. Ecosistema de Recursos Educativos Digitales. (2023). </w:t>
-      </w:r>
-      <w:proofErr w:type="spellStart"/>
-      <w:r>
-        <w:rPr>
-          <w:lang w:val="es-MX" w:eastAsia="es-CO"/>
-        </w:rPr>
-        <w:t>Balanced</w:t>
-      </w:r>
-      <w:proofErr w:type="spellEnd"/>
-      <w:r>
-        <w:rPr>
-          <w:lang w:val="es-MX" w:eastAsia="es-CO"/>
-        </w:rPr>
-        <w:t xml:space="preserve"> </w:t>
-      </w:r>
-      <w:proofErr w:type="spellStart"/>
-      <w:r>
-        <w:rPr>
-          <w:lang w:val="es-MX" w:eastAsia="es-CO"/>
-        </w:rPr>
-        <w:t>Scorecard</w:t>
-      </w:r>
-      <w:proofErr w:type="spellEnd"/>
-      <w:r>
-        <w:rPr>
-          <w:lang w:val="es-MX" w:eastAsia="es-CO"/>
-        </w:rPr>
-        <w:t xml:space="preserve"> o Cuadro de Mando Integral [Video]. YouTube.</w:t>
+        <w:t>SENA. Ecosistema de Recursos Educativos Digitales. (2023). Balanced Scorecard o Cuadro de Mando Integral [Video]. YouTube.</w:t>
       </w:r>
       <w:r>
         <w:rPr>
@@ -11702,7 +11354,7 @@
               <w:pStyle w:val="TextoTablas"/>
             </w:pPr>
             <w:r>
-              <w:t>Dirección General</w:t>
+              <w:t>Centro Agroturístico – Regional Santander</w:t>
             </w:r>
           </w:p>
         </w:tc>
@@ -11717,15 +11369,7 @@
               <w:pStyle w:val="TextoTablas"/>
             </w:pPr>
             <w:r>
-              <w:t xml:space="preserve">Diana Rocío </w:t>
-            </w:r>
-            <w:proofErr w:type="spellStart"/>
-            <w:r>
-              <w:t>Possos</w:t>
-            </w:r>
-            <w:proofErr w:type="spellEnd"/>
-            <w:r>
-              <w:t xml:space="preserve"> Beltrán</w:t>
+              <w:t>Diana Rocío Possos Beltrán</w:t>
             </w:r>
           </w:p>
         </w:tc>
@@ -11810,15 +11454,7 @@
               <w:pStyle w:val="TextoTablas"/>
             </w:pPr>
             <w:r>
-              <w:t xml:space="preserve">Gloria Lida </w:t>
-            </w:r>
-            <w:proofErr w:type="spellStart"/>
-            <w:r>
-              <w:t>Alzate</w:t>
-            </w:r>
-            <w:proofErr w:type="spellEnd"/>
-            <w:r>
-              <w:t xml:space="preserve"> Suárez</w:t>
+              <w:t>Gloria Lida Alzate Suárez</w:t>
             </w:r>
           </w:p>
         </w:tc>
@@ -11905,13 +11541,8 @@
             <w:pPr>
               <w:pStyle w:val="TextoTablas"/>
             </w:pPr>
-            <w:proofErr w:type="spellStart"/>
-            <w:r>
-              <w:t>Veimar</w:t>
-            </w:r>
-            <w:proofErr w:type="spellEnd"/>
-            <w:r>
-              <w:t xml:space="preserve"> Celis Meléndez</w:t>
+            <w:r>
+              <w:t>Veimar Celis Meléndez</w:t>
             </w:r>
           </w:p>
         </w:tc>
@@ -11968,13 +11599,8 @@
               <w:pStyle w:val="TextoTablas"/>
             </w:pPr>
             <w:r>
-              <w:t xml:space="preserve">Ernesto Navarro </w:t>
-            </w:r>
-            <w:proofErr w:type="spellStart"/>
-            <w:r>
-              <w:t>Jaimes</w:t>
-            </w:r>
-            <w:proofErr w:type="spellEnd"/>
+              <w:t>Ernesto Navarro Jaimes</w:t>
+            </w:r>
           </w:p>
         </w:tc>
         <w:tc>
@@ -12123,7 +11749,7 @@
 </file>
 
 <file path=word/endnotes.xml><?xml version="1.0" encoding="utf-8"?>
-<w:endnotes xmlns:wpc="http://schemas.microsoft.com/office/word/2010/wordprocessingCanvas" xmlns:cx="http://schemas.microsoft.com/office/drawing/2014/chartex" xmlns:cx1="http://schemas.microsoft.com/office/drawing/2015/9/8/chartex" xmlns:cx2="http://schemas.microsoft.com/office/drawing/2015/10/21/chartex" xmlns:cx3="http://schemas.microsoft.com/office/drawing/2016/5/9/chartex" xmlns:cx4="http://schemas.microsoft.com/office/drawing/2016/5/10/chartex" xmlns:cx5="http://schemas.microsoft.com/office/drawing/2016/5/11/chartex" xmlns:cx6="http://schemas.microsoft.com/office/drawing/2016/5/12/chartex" xmlns:cx7="http://schemas.microsoft.com/office/drawing/2016/5/13/chartex" xmlns:cx8="http://schemas.microsoft.com/office/drawing/2016/5/14/chartex" xmlns:mc="http://schemas.openxmlformats.org/markup-compatibility/2006" xmlns:aink="http://schemas.microsoft.com/office/drawing/2016/ink" xmlns:am3d="http://schemas.microsoft.com/office/drawing/2017/model3d" xmlns:o="urn:schemas-microsoft-com:office:office" xmlns:r="http://schemas.openxmlformats.org/officeDocument/2006/relationships" xmlns:m="http://schemas.openxmlformats.org/officeDocument/2006/math" xmlns:v="urn:schemas-microsoft-com:vml" xmlns:wp14="http://schemas.microsoft.com/office/word/2010/wordprocessingDrawing" xmlns:wp="http://schemas.openxmlformats.org/drawingml/2006/wordprocessingDrawing" xmlns:w10="urn:schemas-microsoft-com:office:word" xmlns:w="http://schemas.openxmlformats.org/wordprocessingml/2006/main" xmlns:w14="http://schemas.microsoft.com/office/word/2010/wordml" xmlns:w15="http://schemas.microsoft.com/office/word/2012/wordml" xmlns:w16cex="http://schemas.microsoft.com/office/word/2018/wordml/cex" xmlns:w16cid="http://schemas.microsoft.com/office/word/2016/wordml/cid" xmlns:w16="http://schemas.microsoft.com/office/word/2018/wordml" xmlns:w16se="http://schemas.microsoft.com/office/word/2015/wordml/symex" xmlns:wpg="http://schemas.microsoft.com/office/word/2010/wordprocessingGroup" xmlns:wpi="http://schemas.microsoft.com/office/word/2010/wordprocessingInk" xmlns:wne="http://schemas.microsoft.com/office/word/2006/wordml" xmlns:wps="http://schemas.microsoft.com/office/word/2010/wordprocessingShape" mc:Ignorable="w14 w15 w16se w16cid w16 w16cex wp14">
+<w:endnotes xmlns:wpc="http://schemas.microsoft.com/office/word/2010/wordprocessingCanvas" xmlns:cx="http://schemas.microsoft.com/office/drawing/2014/chartex" xmlns:cx1="http://schemas.microsoft.com/office/drawing/2015/9/8/chartex" xmlns:cx2="http://schemas.microsoft.com/office/drawing/2015/10/21/chartex" xmlns:cx3="http://schemas.microsoft.com/office/drawing/2016/5/9/chartex" xmlns:cx4="http://schemas.microsoft.com/office/drawing/2016/5/10/chartex" xmlns:cx5="http://schemas.microsoft.com/office/drawing/2016/5/11/chartex" xmlns:cx6="http://schemas.microsoft.com/office/drawing/2016/5/12/chartex" xmlns:cx7="http://schemas.microsoft.com/office/drawing/2016/5/13/chartex" xmlns:cx8="http://schemas.microsoft.com/office/drawing/2016/5/14/chartex" xmlns:mc="http://schemas.openxmlformats.org/markup-compatibility/2006" xmlns:aink="http://schemas.microsoft.com/office/drawing/2016/ink" xmlns:am3d="http://schemas.microsoft.com/office/drawing/2017/model3d" xmlns:o="urn:schemas-microsoft-com:office:office" xmlns:r="http://schemas.openxmlformats.org/officeDocument/2006/relationships" xmlns:m="http://schemas.openxmlformats.org/officeDocument/2006/math" xmlns:v="urn:schemas-microsoft-com:vml" xmlns:wp14="http://schemas.microsoft.com/office/word/2010/wordprocessingDrawing" xmlns:wp="http://schemas.openxmlformats.org/drawingml/2006/wordprocessingDrawing" xmlns:w10="urn:schemas-microsoft-com:office:word" xmlns:w="http://schemas.openxmlformats.org/wordprocessingml/2006/main" xmlns:w14="http://schemas.microsoft.com/office/word/2010/wordml" xmlns:w15="http://schemas.microsoft.com/office/word/2012/wordml" xmlns:w16cex="http://schemas.microsoft.com/office/word/2018/wordml/cex" xmlns:w16cid="http://schemas.microsoft.com/office/word/2016/wordml/cid" xmlns:w16="http://schemas.microsoft.com/office/word/2018/wordml" xmlns:w16sdtdh="http://schemas.microsoft.com/office/word/2020/wordml/sdtdatahash" xmlns:w16se="http://schemas.microsoft.com/office/word/2015/wordml/symex" xmlns:wpg="http://schemas.microsoft.com/office/word/2010/wordprocessingGroup" xmlns:wpi="http://schemas.microsoft.com/office/word/2010/wordprocessingInk" xmlns:wne="http://schemas.microsoft.com/office/word/2006/wordml" xmlns:wps="http://schemas.microsoft.com/office/word/2010/wordprocessingShape" mc:Ignorable="w14 w15 w16se w16cid w16 w16cex w16sdtdh wp14">
   <w:endnote w:type="separator" w:id="-1">
     <w:p>
       <w:pPr>
@@ -12148,7 +11774,7 @@
 </file>
 
 <file path=word/footer1.xml><?xml version="1.0" encoding="utf-8"?>
-<w:ftr xmlns:wpc="http://schemas.microsoft.com/office/word/2010/wordprocessingCanvas" xmlns:cx="http://schemas.microsoft.com/office/drawing/2014/chartex" xmlns:cx1="http://schemas.microsoft.com/office/drawing/2015/9/8/chartex" xmlns:cx2="http://schemas.microsoft.com/office/drawing/2015/10/21/chartex" xmlns:cx3="http://schemas.microsoft.com/office/drawing/2016/5/9/chartex" xmlns:cx4="http://schemas.microsoft.com/office/drawing/2016/5/10/chartex" xmlns:cx5="http://schemas.microsoft.com/office/drawing/2016/5/11/chartex" xmlns:cx6="http://schemas.microsoft.com/office/drawing/2016/5/12/chartex" xmlns:cx7="http://schemas.microsoft.com/office/drawing/2016/5/13/chartex" xmlns:cx8="http://schemas.microsoft.com/office/drawing/2016/5/14/chartex" xmlns:mc="http://schemas.openxmlformats.org/markup-compatibility/2006" xmlns:aink="http://schemas.microsoft.com/office/drawing/2016/ink" xmlns:am3d="http://schemas.microsoft.com/office/drawing/2017/model3d" xmlns:o="urn:schemas-microsoft-com:office:office" xmlns:r="http://schemas.openxmlformats.org/officeDocument/2006/relationships" xmlns:m="http://schemas.openxmlformats.org/officeDocument/2006/math" xmlns:v="urn:schemas-microsoft-com:vml" xmlns:wp14="http://schemas.microsoft.com/office/word/2010/wordprocessingDrawing" xmlns:wp="http://schemas.openxmlformats.org/drawingml/2006/wordprocessingDrawing" xmlns:w10="urn:schemas-microsoft-com:office:word" xmlns:w="http://schemas.openxmlformats.org/wordprocessingml/2006/main" xmlns:w14="http://schemas.microsoft.com/office/word/2010/wordml" xmlns:w15="http://schemas.microsoft.com/office/word/2012/wordml" xmlns:w16cex="http://schemas.microsoft.com/office/word/2018/wordml/cex" xmlns:w16cid="http://schemas.microsoft.com/office/word/2016/wordml/cid" xmlns:w16="http://schemas.microsoft.com/office/word/2018/wordml" xmlns:w16se="http://schemas.microsoft.com/office/word/2015/wordml/symex" xmlns:wpg="http://schemas.microsoft.com/office/word/2010/wordprocessingGroup" xmlns:wpi="http://schemas.microsoft.com/office/word/2010/wordprocessingInk" xmlns:wne="http://schemas.microsoft.com/office/word/2006/wordml" xmlns:wps="http://schemas.microsoft.com/office/word/2010/wordprocessingShape" mc:Ignorable="w14 w15 w16se w16cid w16 w16cex wp14">
+<w:ftr xmlns:wpc="http://schemas.microsoft.com/office/word/2010/wordprocessingCanvas" xmlns:cx="http://schemas.microsoft.com/office/drawing/2014/chartex" xmlns:cx1="http://schemas.microsoft.com/office/drawing/2015/9/8/chartex" xmlns:cx2="http://schemas.microsoft.com/office/drawing/2015/10/21/chartex" xmlns:cx3="http://schemas.microsoft.com/office/drawing/2016/5/9/chartex" xmlns:cx4="http://schemas.microsoft.com/office/drawing/2016/5/10/chartex" xmlns:cx5="http://schemas.microsoft.com/office/drawing/2016/5/11/chartex" xmlns:cx6="http://schemas.microsoft.com/office/drawing/2016/5/12/chartex" xmlns:cx7="http://schemas.microsoft.com/office/drawing/2016/5/13/chartex" xmlns:cx8="http://schemas.microsoft.com/office/drawing/2016/5/14/chartex" xmlns:mc="http://schemas.openxmlformats.org/markup-compatibility/2006" xmlns:aink="http://schemas.microsoft.com/office/drawing/2016/ink" xmlns:am3d="http://schemas.microsoft.com/office/drawing/2017/model3d" xmlns:o="urn:schemas-microsoft-com:office:office" xmlns:r="http://schemas.openxmlformats.org/officeDocument/2006/relationships" xmlns:m="http://schemas.openxmlformats.org/officeDocument/2006/math" xmlns:v="urn:schemas-microsoft-com:vml" xmlns:wp14="http://schemas.microsoft.com/office/word/2010/wordprocessingDrawing" xmlns:wp="http://schemas.openxmlformats.org/drawingml/2006/wordprocessingDrawing" xmlns:w10="urn:schemas-microsoft-com:office:word" xmlns:w="http://schemas.openxmlformats.org/wordprocessingml/2006/main" xmlns:w14="http://schemas.microsoft.com/office/word/2010/wordml" xmlns:w15="http://schemas.microsoft.com/office/word/2012/wordml" xmlns:w16cex="http://schemas.microsoft.com/office/word/2018/wordml/cex" xmlns:w16cid="http://schemas.microsoft.com/office/word/2016/wordml/cid" xmlns:w16="http://schemas.microsoft.com/office/word/2018/wordml" xmlns:w16sdtdh="http://schemas.microsoft.com/office/word/2020/wordml/sdtdatahash" xmlns:w16se="http://schemas.microsoft.com/office/word/2015/wordml/symex" xmlns:wpg="http://schemas.microsoft.com/office/word/2010/wordprocessingGroup" xmlns:wpi="http://schemas.microsoft.com/office/word/2010/wordprocessingInk" xmlns:wne="http://schemas.microsoft.com/office/word/2006/wordml" xmlns:wps="http://schemas.microsoft.com/office/word/2010/wordprocessingShape" mc:Ignorable="w14 w15 w16se w16cid w16 w16cex w16sdtdh wp14">
   <w:p>
     <w:pPr>
       <w:pStyle w:val="Piedepgina"/>
@@ -12285,7 +11911,7 @@
 </file>
 
 <file path=word/footnotes.xml><?xml version="1.0" encoding="utf-8"?>
-<w:footnotes xmlns:wpc="http://schemas.microsoft.com/office/word/2010/wordprocessingCanvas" xmlns:cx="http://schemas.microsoft.com/office/drawing/2014/chartex" xmlns:cx1="http://schemas.microsoft.com/office/drawing/2015/9/8/chartex" xmlns:cx2="http://schemas.microsoft.com/office/drawing/2015/10/21/chartex" xmlns:cx3="http://schemas.microsoft.com/office/drawing/2016/5/9/chartex" xmlns:cx4="http://schemas.microsoft.com/office/drawing/2016/5/10/chartex" xmlns:cx5="http://schemas.microsoft.com/office/drawing/2016/5/11/chartex" xmlns:cx6="http://schemas.microsoft.com/office/drawing/2016/5/12/chartex" xmlns:cx7="http://schemas.microsoft.com/office/drawing/2016/5/13/chartex" xmlns:cx8="http://schemas.microsoft.com/office/drawing/2016/5/14/chartex" xmlns:mc="http://schemas.openxmlformats.org/markup-compatibility/2006" xmlns:aink="http://schemas.microsoft.com/office/drawing/2016/ink" xmlns:am3d="http://schemas.microsoft.com/office/drawing/2017/model3d" xmlns:o="urn:schemas-microsoft-com:office:office" xmlns:r="http://schemas.openxmlformats.org/officeDocument/2006/relationships" xmlns:m="http://schemas.openxmlformats.org/officeDocument/2006/math" xmlns:v="urn:schemas-microsoft-com:vml" xmlns:wp14="http://schemas.microsoft.com/office/word/2010/wordprocessingDrawing" xmlns:wp="http://schemas.openxmlformats.org/drawingml/2006/wordprocessingDrawing" xmlns:w10="urn:schemas-microsoft-com:office:word" xmlns:w="http://schemas.openxmlformats.org/wordprocessingml/2006/main" xmlns:w14="http://schemas.microsoft.com/office/word/2010/wordml" xmlns:w15="http://schemas.microsoft.com/office/word/2012/wordml" xmlns:w16cex="http://schemas.microsoft.com/office/word/2018/wordml/cex" xmlns:w16cid="http://schemas.microsoft.com/office/word/2016/wordml/cid" xmlns:w16="http://schemas.microsoft.com/office/word/2018/wordml" xmlns:w16se="http://schemas.microsoft.com/office/word/2015/wordml/symex" xmlns:wpg="http://schemas.microsoft.com/office/word/2010/wordprocessingGroup" xmlns:wpi="http://schemas.microsoft.com/office/word/2010/wordprocessingInk" xmlns:wne="http://schemas.microsoft.com/office/word/2006/wordml" xmlns:wps="http://schemas.microsoft.com/office/word/2010/wordprocessingShape" mc:Ignorable="w14 w15 w16se w16cid w16 w16cex wp14">
+<w:footnotes xmlns:wpc="http://schemas.microsoft.com/office/word/2010/wordprocessingCanvas" xmlns:cx="http://schemas.microsoft.com/office/drawing/2014/chartex" xmlns:cx1="http://schemas.microsoft.com/office/drawing/2015/9/8/chartex" xmlns:cx2="http://schemas.microsoft.com/office/drawing/2015/10/21/chartex" xmlns:cx3="http://schemas.microsoft.com/office/drawing/2016/5/9/chartex" xmlns:cx4="http://schemas.microsoft.com/office/drawing/2016/5/10/chartex" xmlns:cx5="http://schemas.microsoft.com/office/drawing/2016/5/11/chartex" xmlns:cx6="http://schemas.microsoft.com/office/drawing/2016/5/12/chartex" xmlns:cx7="http://schemas.microsoft.com/office/drawing/2016/5/13/chartex" xmlns:cx8="http://schemas.microsoft.com/office/drawing/2016/5/14/chartex" xmlns:mc="http://schemas.openxmlformats.org/markup-compatibility/2006" xmlns:aink="http://schemas.microsoft.com/office/drawing/2016/ink" xmlns:am3d="http://schemas.microsoft.com/office/drawing/2017/model3d" xmlns:o="urn:schemas-microsoft-com:office:office" xmlns:r="http://schemas.openxmlformats.org/officeDocument/2006/relationships" xmlns:m="http://schemas.openxmlformats.org/officeDocument/2006/math" xmlns:v="urn:schemas-microsoft-com:vml" xmlns:wp14="http://schemas.microsoft.com/office/word/2010/wordprocessingDrawing" xmlns:wp="http://schemas.openxmlformats.org/drawingml/2006/wordprocessingDrawing" xmlns:w10="urn:schemas-microsoft-com:office:word" xmlns:w="http://schemas.openxmlformats.org/wordprocessingml/2006/main" xmlns:w14="http://schemas.microsoft.com/office/word/2010/wordml" xmlns:w15="http://schemas.microsoft.com/office/word/2012/wordml" xmlns:w16cex="http://schemas.microsoft.com/office/word/2018/wordml/cex" xmlns:w16cid="http://schemas.microsoft.com/office/word/2016/wordml/cid" xmlns:w16="http://schemas.microsoft.com/office/word/2018/wordml" xmlns:w16sdtdh="http://schemas.microsoft.com/office/word/2020/wordml/sdtdatahash" xmlns:w16se="http://schemas.microsoft.com/office/word/2015/wordml/symex" xmlns:wpg="http://schemas.microsoft.com/office/word/2010/wordprocessingGroup" xmlns:wpi="http://schemas.microsoft.com/office/word/2010/wordprocessingInk" xmlns:wne="http://schemas.microsoft.com/office/word/2006/wordml" xmlns:wps="http://schemas.microsoft.com/office/word/2010/wordprocessingShape" mc:Ignorable="w14 w15 w16se w16cid w16 w16cex w16sdtdh wp14">
   <w:footnote w:type="separator" w:id="-1">
     <w:p>
       <w:pPr>
@@ -12310,7 +11936,7 @@
 </file>
 
 <file path=word/header1.xml><?xml version="1.0" encoding="utf-8"?>
-<w:hdr xmlns:wpc="http://schemas.microsoft.com/office/word/2010/wordprocessingCanvas" xmlns:cx="http://schemas.microsoft.com/office/drawing/2014/chartex" xmlns:cx1="http://schemas.microsoft.com/office/drawing/2015/9/8/chartex" xmlns:cx2="http://schemas.microsoft.com/office/drawing/2015/10/21/chartex" xmlns:cx3="http://schemas.microsoft.com/office/drawing/2016/5/9/chartex" xmlns:cx4="http://schemas.microsoft.com/office/drawing/2016/5/10/chartex" xmlns:cx5="http://schemas.microsoft.com/office/drawing/2016/5/11/chartex" xmlns:cx6="http://schemas.microsoft.com/office/drawing/2016/5/12/chartex" xmlns:cx7="http://schemas.microsoft.com/office/drawing/2016/5/13/chartex" xmlns:cx8="http://schemas.microsoft.com/office/drawing/2016/5/14/chartex" xmlns:mc="http://schemas.openxmlformats.org/markup-compatibility/2006" xmlns:aink="http://schemas.microsoft.com/office/drawing/2016/ink" xmlns:am3d="http://schemas.microsoft.com/office/drawing/2017/model3d" xmlns:o="urn:schemas-microsoft-com:office:office" xmlns:r="http://schemas.openxmlformats.org/officeDocument/2006/relationships" xmlns:m="http://schemas.openxmlformats.org/officeDocument/2006/math" xmlns:v="urn:schemas-microsoft-com:vml" xmlns:wp14="http://schemas.microsoft.com/office/word/2010/wordprocessingDrawing" xmlns:wp="http://schemas.openxmlformats.org/drawingml/2006/wordprocessingDrawing" xmlns:w10="urn:schemas-microsoft-com:office:word" xmlns:w="http://schemas.openxmlformats.org/wordprocessingml/2006/main" xmlns:w14="http://schemas.microsoft.com/office/word/2010/wordml" xmlns:w15="http://schemas.microsoft.com/office/word/2012/wordml" xmlns:w16cex="http://schemas.microsoft.com/office/word/2018/wordml/cex" xmlns:w16cid="http://schemas.microsoft.com/office/word/2016/wordml/cid" xmlns:w16="http://schemas.microsoft.com/office/word/2018/wordml" xmlns:w16se="http://schemas.microsoft.com/office/word/2015/wordml/symex" xmlns:wpg="http://schemas.microsoft.com/office/word/2010/wordprocessingGroup" xmlns:wpi="http://schemas.microsoft.com/office/word/2010/wordprocessingInk" xmlns:wne="http://schemas.microsoft.com/office/word/2006/wordml" xmlns:wps="http://schemas.microsoft.com/office/word/2010/wordprocessingShape" mc:Ignorable="w14 w15 w16se w16cid w16 w16cex wp14">
+<w:hdr xmlns:wpc="http://schemas.microsoft.com/office/word/2010/wordprocessingCanvas" xmlns:cx="http://schemas.microsoft.com/office/drawing/2014/chartex" xmlns:cx1="http://schemas.microsoft.com/office/drawing/2015/9/8/chartex" xmlns:cx2="http://schemas.microsoft.com/office/drawing/2015/10/21/chartex" xmlns:cx3="http://schemas.microsoft.com/office/drawing/2016/5/9/chartex" xmlns:cx4="http://schemas.microsoft.com/office/drawing/2016/5/10/chartex" xmlns:cx5="http://schemas.microsoft.com/office/drawing/2016/5/11/chartex" xmlns:cx6="http://schemas.microsoft.com/office/drawing/2016/5/12/chartex" xmlns:cx7="http://schemas.microsoft.com/office/drawing/2016/5/13/chartex" xmlns:cx8="http://schemas.microsoft.com/office/drawing/2016/5/14/chartex" xmlns:mc="http://schemas.openxmlformats.org/markup-compatibility/2006" xmlns:aink="http://schemas.microsoft.com/office/drawing/2016/ink" xmlns:am3d="http://schemas.microsoft.com/office/drawing/2017/model3d" xmlns:o="urn:schemas-microsoft-com:office:office" xmlns:r="http://schemas.openxmlformats.org/officeDocument/2006/relationships" xmlns:m="http://schemas.openxmlformats.org/officeDocument/2006/math" xmlns:v="urn:schemas-microsoft-com:vml" xmlns:wp14="http://schemas.microsoft.com/office/word/2010/wordprocessingDrawing" xmlns:wp="http://schemas.openxmlformats.org/drawingml/2006/wordprocessingDrawing" xmlns:w10="urn:schemas-microsoft-com:office:word" xmlns:w="http://schemas.openxmlformats.org/wordprocessingml/2006/main" xmlns:w14="http://schemas.microsoft.com/office/word/2010/wordml" xmlns:w15="http://schemas.microsoft.com/office/word/2012/wordml" xmlns:w16cex="http://schemas.microsoft.com/office/word/2018/wordml/cex" xmlns:w16cid="http://schemas.microsoft.com/office/word/2016/wordml/cid" xmlns:w16="http://schemas.microsoft.com/office/word/2018/wordml" xmlns:w16sdtdh="http://schemas.microsoft.com/office/word/2020/wordml/sdtdatahash" xmlns:w16se="http://schemas.microsoft.com/office/word/2015/wordml/symex" xmlns:wpg="http://schemas.microsoft.com/office/word/2010/wordprocessingGroup" xmlns:wpi="http://schemas.microsoft.com/office/word/2010/wordprocessingInk" xmlns:wne="http://schemas.microsoft.com/office/word/2006/wordml" xmlns:wps="http://schemas.microsoft.com/office/word/2010/wordprocessingShape" mc:Ignorable="w14 w15 w16se w16cid w16 w16cex w16sdtdh wp14">
   <w:p>
     <w:pPr>
       <w:pStyle w:val="Encabezado"/>
@@ -12382,7 +12008,7 @@
 </file>
 
 <file path=word/numbering.xml><?xml version="1.0" encoding="utf-8"?>
-<w:numbering xmlns:wpc="http://schemas.microsoft.com/office/word/2010/wordprocessingCanvas" xmlns:cx="http://schemas.microsoft.com/office/drawing/2014/chartex" xmlns:cx1="http://schemas.microsoft.com/office/drawing/2015/9/8/chartex" xmlns:cx2="http://schemas.microsoft.com/office/drawing/2015/10/21/chartex" xmlns:cx3="http://schemas.microsoft.com/office/drawing/2016/5/9/chartex" xmlns:cx4="http://schemas.microsoft.com/office/drawing/2016/5/10/chartex" xmlns:cx5="http://schemas.microsoft.com/office/drawing/2016/5/11/chartex" xmlns:cx6="http://schemas.microsoft.com/office/drawing/2016/5/12/chartex" xmlns:cx7="http://schemas.microsoft.com/office/drawing/2016/5/13/chartex" xmlns:cx8="http://schemas.microsoft.com/office/drawing/2016/5/14/chartex" xmlns:mc="http://schemas.openxmlformats.org/markup-compatibility/2006" xmlns:aink="http://schemas.microsoft.com/office/drawing/2016/ink" xmlns:am3d="http://schemas.microsoft.com/office/drawing/2017/model3d" xmlns:o="urn:schemas-microsoft-com:office:office" xmlns:r="http://schemas.openxmlformats.org/officeDocument/2006/relationships" xmlns:m="http://schemas.openxmlformats.org/officeDocument/2006/math" xmlns:v="urn:schemas-microsoft-com:vml" xmlns:wp14="http://schemas.microsoft.com/office/word/2010/wordprocessingDrawing" xmlns:wp="http://schemas.openxmlformats.org/drawingml/2006/wordprocessingDrawing" xmlns:w10="urn:schemas-microsoft-com:office:word" xmlns:w="http://schemas.openxmlformats.org/wordprocessingml/2006/main" xmlns:w14="http://schemas.microsoft.com/office/word/2010/wordml" xmlns:w15="http://schemas.microsoft.com/office/word/2012/wordml" xmlns:w16cex="http://schemas.microsoft.com/office/word/2018/wordml/cex" xmlns:w16cid="http://schemas.microsoft.com/office/word/2016/wordml/cid" xmlns:w16="http://schemas.microsoft.com/office/word/2018/wordml" xmlns:w16se="http://schemas.microsoft.com/office/word/2015/wordml/symex" xmlns:wpg="http://schemas.microsoft.com/office/word/2010/wordprocessingGroup" xmlns:wpi="http://schemas.microsoft.com/office/word/2010/wordprocessingInk" xmlns:wne="http://schemas.microsoft.com/office/word/2006/wordml" xmlns:wps="http://schemas.microsoft.com/office/word/2010/wordprocessingShape" mc:Ignorable="w14 w15 w16se w16cid w16 w16cex wp14">
+<w:numbering xmlns:wpc="http://schemas.microsoft.com/office/word/2010/wordprocessingCanvas" xmlns:cx="http://schemas.microsoft.com/office/drawing/2014/chartex" xmlns:cx1="http://schemas.microsoft.com/office/drawing/2015/9/8/chartex" xmlns:cx2="http://schemas.microsoft.com/office/drawing/2015/10/21/chartex" xmlns:cx3="http://schemas.microsoft.com/office/drawing/2016/5/9/chartex" xmlns:cx4="http://schemas.microsoft.com/office/drawing/2016/5/10/chartex" xmlns:cx5="http://schemas.microsoft.com/office/drawing/2016/5/11/chartex" xmlns:cx6="http://schemas.microsoft.com/office/drawing/2016/5/12/chartex" xmlns:cx7="http://schemas.microsoft.com/office/drawing/2016/5/13/chartex" xmlns:cx8="http://schemas.microsoft.com/office/drawing/2016/5/14/chartex" xmlns:mc="http://schemas.openxmlformats.org/markup-compatibility/2006" xmlns:aink="http://schemas.microsoft.com/office/drawing/2016/ink" xmlns:am3d="http://schemas.microsoft.com/office/drawing/2017/model3d" xmlns:o="urn:schemas-microsoft-com:office:office" xmlns:r="http://schemas.openxmlformats.org/officeDocument/2006/relationships" xmlns:m="http://schemas.openxmlformats.org/officeDocument/2006/math" xmlns:v="urn:schemas-microsoft-com:vml" xmlns:wp14="http://schemas.microsoft.com/office/word/2010/wordprocessingDrawing" xmlns:wp="http://schemas.openxmlformats.org/drawingml/2006/wordprocessingDrawing" xmlns:w10="urn:schemas-microsoft-com:office:word" xmlns:w="http://schemas.openxmlformats.org/wordprocessingml/2006/main" xmlns:w14="http://schemas.microsoft.com/office/word/2010/wordml" xmlns:w15="http://schemas.microsoft.com/office/word/2012/wordml" xmlns:w16cex="http://schemas.microsoft.com/office/word/2018/wordml/cex" xmlns:w16cid="http://schemas.microsoft.com/office/word/2016/wordml/cid" xmlns:w16="http://schemas.microsoft.com/office/word/2018/wordml" xmlns:w16sdtdh="http://schemas.microsoft.com/office/word/2020/wordml/sdtdatahash" xmlns:w16se="http://schemas.microsoft.com/office/word/2015/wordml/symex" xmlns:wpg="http://schemas.microsoft.com/office/word/2010/wordprocessingGroup" xmlns:wpi="http://schemas.microsoft.com/office/word/2010/wordprocessingInk" xmlns:wne="http://schemas.microsoft.com/office/word/2006/wordml" xmlns:wps="http://schemas.microsoft.com/office/word/2010/wordprocessingShape" mc:Ignorable="w14 w15 w16se w16cid w16 w16cex w16sdtdh wp14">
   <w:abstractNum w:abstractNumId="0" w15:restartNumberingAfterBreak="0">
     <w:nsid w:val="FFFFFF89"/>
     <w:multiLevelType w:val="singleLevel"/>
@@ -16470,7 +16096,7 @@
 </file>
 
 <file path=word/styles.xml><?xml version="1.0" encoding="utf-8"?>
-<w:styles xmlns:mc="http://schemas.openxmlformats.org/markup-compatibility/2006" xmlns:r="http://schemas.openxmlformats.org/officeDocument/2006/relationships" xmlns:w="http://schemas.openxmlformats.org/wordprocessingml/2006/main" xmlns:w14="http://schemas.microsoft.com/office/word/2010/wordml" xmlns:w15="http://schemas.microsoft.com/office/word/2012/wordml" xmlns:w16cex="http://schemas.microsoft.com/office/word/2018/wordml/cex" xmlns:w16cid="http://schemas.microsoft.com/office/word/2016/wordml/cid" xmlns:w16="http://schemas.microsoft.com/office/word/2018/wordml" xmlns:w16se="http://schemas.microsoft.com/office/word/2015/wordml/symex" mc:Ignorable="w14 w15 w16se w16cid w16 w16cex">
+<w:styles xmlns:mc="http://schemas.openxmlformats.org/markup-compatibility/2006" xmlns:r="http://schemas.openxmlformats.org/officeDocument/2006/relationships" xmlns:w="http://schemas.openxmlformats.org/wordprocessingml/2006/main" xmlns:w14="http://schemas.microsoft.com/office/word/2010/wordml" xmlns:w15="http://schemas.microsoft.com/office/word/2012/wordml" xmlns:w16cex="http://schemas.microsoft.com/office/word/2018/wordml/cex" xmlns:w16cid="http://schemas.microsoft.com/office/word/2016/wordml/cid" xmlns:w16="http://schemas.microsoft.com/office/word/2018/wordml" xmlns:w16sdtdh="http://schemas.microsoft.com/office/word/2020/wordml/sdtdatahash" xmlns:w16se="http://schemas.microsoft.com/office/word/2015/wordml/symex" mc:Ignorable="w14 w15 w16se w16cid w16 w16cex w16sdtdh">
   <w:docDefaults>
     <w:rPrDefault>
       <w:rPr>
@@ -18540,13 +18166,13 @@
 </file>
 
 <file path=customXml/itemProps2.xml><?xml version="1.0" encoding="utf-8"?>
-<ds:datastoreItem xmlns:ds="http://schemas.openxmlformats.org/officeDocument/2006/customXml" ds:itemID="{7C35DEFA-1E58-474C-95FA-4A1D50B2BA96}"/>
+<ds:datastoreItem xmlns:ds="http://schemas.openxmlformats.org/officeDocument/2006/customXml" ds:itemID="{B894FCEE-3DDF-42C3-9409-C26B9F3EF43B}"/>
 </file>
 
 <file path=customXml/itemProps3.xml><?xml version="1.0" encoding="utf-8"?>
-<ds:datastoreItem xmlns:ds="http://schemas.openxmlformats.org/officeDocument/2006/customXml" ds:itemID="{8217F3E3-0F81-4653-8452-C44247853FE1}"/>
+<ds:datastoreItem xmlns:ds="http://schemas.openxmlformats.org/officeDocument/2006/customXml" ds:itemID="{C270B464-BC8C-4746-BFE9-FF423BC4CF64}"/>
 </file>
 
 <file path=customXml/itemProps4.xml><?xml version="1.0" encoding="utf-8"?>
-<ds:datastoreItem xmlns:ds="http://schemas.openxmlformats.org/officeDocument/2006/customXml" ds:itemID="{BD52D827-E41B-43B4-A3E8-6B17F2803E7E}"/>
+<ds:datastoreItem xmlns:ds="http://schemas.openxmlformats.org/officeDocument/2006/customXml" ds:itemID="{C9931ED0-8DCB-4E89-AB1D-B75B2FDFA1BD}"/>
 </file>